--- a/pa3.docx
+++ b/pa3.docx
@@ -1,6 +1,6 @@
 
 <file path=word/document.xml><?xml version="1.0" encoding="utf-8"?>
-<w:document xmlns:wpc="http://schemas.microsoft.com/office/word/2010/wordprocessingCanvas" xmlns:cx="http://schemas.microsoft.com/office/drawing/2014/chartex" xmlns:cx1="http://schemas.microsoft.com/office/drawing/2015/9/8/chartex" xmlns:cx2="http://schemas.microsoft.com/office/drawing/2015/10/21/chartex" xmlns:cx3="http://schemas.microsoft.com/office/drawing/2016/5/9/chartex" xmlns:cx4="http://schemas.microsoft.com/office/drawing/2016/5/10/chartex" xmlns:cx5="http://schemas.microsoft.com/office/drawing/2016/5/11/chartex" xmlns:cx6="http://schemas.microsoft.com/office/drawing/2016/5/12/chartex" xmlns:cx7="http://schemas.microsoft.com/office/drawing/2016/5/13/chartex" xmlns:cx8="http://schemas.microsoft.com/office/drawing/2016/5/14/chartex" xmlns:mc="http://schemas.openxmlformats.org/markup-compatibility/2006" xmlns:aink="http://schemas.microsoft.com/office/drawing/2016/ink" xmlns:am3d="http://schemas.microsoft.com/office/drawing/2017/model3d" xmlns:o="urn:schemas-microsoft-com:office:office" xmlns:r="http://schemas.openxmlformats.org/officeDocument/2006/relationships" xmlns:m="http://schemas.openxmlformats.org/officeDocument/2006/math" xmlns:v="urn:schemas-microsoft-com:vml" xmlns:wp14="http://schemas.microsoft.com/office/word/2010/wordprocessingDrawing" xmlns:wp="http://schemas.openxmlformats.org/drawingml/2006/wordprocessingDrawing" xmlns:w10="urn:schemas-microsoft-com:office:word" xmlns:w="http://schemas.openxmlformats.org/wordprocessingml/2006/main" xmlns:w14="http://schemas.microsoft.com/office/word/2010/wordml" xmlns:w15="http://schemas.microsoft.com/office/word/2012/wordml" xmlns:w16cex="http://schemas.microsoft.com/office/word/2018/wordml/cex" xmlns:w16cid="http://schemas.microsoft.com/office/word/2016/wordml/cid" xmlns:w16="http://schemas.microsoft.com/office/word/2018/wordml" xmlns:w16sdtdh="http://schemas.microsoft.com/office/word/2020/wordml/sdtdatahash" xmlns:w16se="http://schemas.microsoft.com/office/word/2015/wordml/symex" xmlns:wpg="http://schemas.microsoft.com/office/word/2010/wordprocessingGroup" xmlns:wpi="http://schemas.microsoft.com/office/word/2010/wordprocessingInk" xmlns:wne="http://schemas.microsoft.com/office/word/2006/wordml" xmlns:wps="http://schemas.microsoft.com/office/word/2010/wordprocessingShape" mc:Ignorable="w14 w15 w16se w16cid w16 w16cex w16sdtdh wp14">
+<w:document xmlns:wpc="http://schemas.microsoft.com/office/word/2010/wordprocessingCanvas" xmlns:cx="http://schemas.microsoft.com/office/drawing/2014/chartex" xmlns:cx1="http://schemas.microsoft.com/office/drawing/2015/9/8/chartex" xmlns:cx2="http://schemas.microsoft.com/office/drawing/2015/10/21/chartex" xmlns:cx3="http://schemas.microsoft.com/office/drawing/2016/5/9/chartex" xmlns:cx4="http://schemas.microsoft.com/office/drawing/2016/5/10/chartex" xmlns:cx5="http://schemas.microsoft.com/office/drawing/2016/5/11/chartex" xmlns:cx6="http://schemas.microsoft.com/office/drawing/2016/5/12/chartex" xmlns:cx7="http://schemas.microsoft.com/office/drawing/2016/5/13/chartex" xmlns:cx8="http://schemas.microsoft.com/office/drawing/2016/5/14/chartex" xmlns:mc="http://schemas.openxmlformats.org/markup-compatibility/2006" xmlns:aink="http://schemas.microsoft.com/office/drawing/2016/ink" xmlns:am3d="http://schemas.microsoft.com/office/drawing/2017/model3d" xmlns:o="urn:schemas-microsoft-com:office:office" xmlns:oel="http://schemas.microsoft.com/office/2019/extlst" xmlns:r="http://schemas.openxmlformats.org/officeDocument/2006/relationships" xmlns:m="http://schemas.openxmlformats.org/officeDocument/2006/math" xmlns:v="urn:schemas-microsoft-com:vml" xmlns:wp14="http://schemas.microsoft.com/office/word/2010/wordprocessingDrawing" xmlns:wp="http://schemas.openxmlformats.org/drawingml/2006/wordprocessingDrawing" xmlns:w10="urn:schemas-microsoft-com:office:word" xmlns:w="http://schemas.openxmlformats.org/wordprocessingml/2006/main" xmlns:w14="http://schemas.microsoft.com/office/word/2010/wordml" xmlns:w15="http://schemas.microsoft.com/office/word/2012/wordml" xmlns:w16cex="http://schemas.microsoft.com/office/word/2018/wordml/cex" xmlns:w16cid="http://schemas.microsoft.com/office/word/2016/wordml/cid" xmlns:w16="http://schemas.microsoft.com/office/word/2018/wordml" xmlns:w16sdtdh="http://schemas.microsoft.com/office/word/2020/wordml/sdtdatahash" xmlns:w16se="http://schemas.microsoft.com/office/word/2015/wordml/symex" xmlns:wpg="http://schemas.microsoft.com/office/word/2010/wordprocessingGroup" xmlns:wpi="http://schemas.microsoft.com/office/word/2010/wordprocessingInk" xmlns:wne="http://schemas.microsoft.com/office/word/2006/wordml" xmlns:wps="http://schemas.microsoft.com/office/word/2010/wordprocessingShape" mc:Ignorable="w14 w15 w16se w16cid w16 w16cex w16sdtdh wp14">
   <w:body>
     <w:p>
       <w:pPr>
@@ -84,31 +84,21 @@
           <w:sz w:val="28"/>
           <w:szCs w:val="24"/>
         </w:rPr>
-        <w:t>電子碩</w:t>
-      </w:r>
-      <w:proofErr w:type="gramStart"/>
-      <w:r>
-        <w:rPr>
-          <w:rFonts w:hint="eastAsia"/>
+        <w:t>電子碩一</w:t>
+      </w:r>
+      <w:r>
+        <w:rPr>
           <w:sz w:val="28"/>
           <w:szCs w:val="24"/>
         </w:rPr>
-        <w:t>一</w:t>
-      </w:r>
-      <w:proofErr w:type="gramEnd"/>
-      <w:r>
-        <w:rPr>
+        <w:t xml:space="preserve"> </w:t>
+      </w:r>
+      <w:r>
+        <w:rPr>
+          <w:rFonts w:hint="eastAsia"/>
           <w:sz w:val="28"/>
           <w:szCs w:val="24"/>
         </w:rPr>
-        <w:t xml:space="preserve"> </w:t>
-      </w:r>
-      <w:r>
-        <w:rPr>
-          <w:rFonts w:hint="eastAsia"/>
-          <w:sz w:val="28"/>
-          <w:szCs w:val="24"/>
-        </w:rPr>
         <w:t>趙孟哲</w:t>
       </w:r>
     </w:p>
@@ -117,15 +107,7 @@
         <w:pStyle w:val="1"/>
       </w:pPr>
       <w:r>
-        <w:t xml:space="preserve">[ PART </w:t>
-      </w:r>
-      <w:proofErr w:type="gramStart"/>
-      <w:r>
-        <w:t>I ]</w:t>
-      </w:r>
-      <w:proofErr w:type="gramEnd"/>
-      <w:r>
-        <w:t xml:space="preserve"> NPCS Implementation</w:t>
+        <w:t>[ PART I ] NPCS Implementation</w:t>
       </w:r>
       <w:r>
         <w:t xml:space="preserve"> </w:t>
@@ -173,12 +155,17 @@
       <w:pPr>
         <w:jc w:val="center"/>
       </w:pPr>
+    </w:p>
+    <w:p>
+      <w:pPr>
+        <w:jc w:val="center"/>
+      </w:pPr>
       <w:r>
         <w:drawing>
-          <wp:inline distT="0" distB="0" distL="0" distR="0" wp14:anchorId="6373C890" wp14:editId="0A4646A1">
-            <wp:extent cx="4386943" cy="5412112"/>
+          <wp:inline distT="0" distB="0" distL="0" distR="0" wp14:anchorId="5B445D44" wp14:editId="0EE14D1F">
+            <wp:extent cx="4381500" cy="4922725"/>
             <wp:effectExtent l="0" t="0" r="0" b="0"/>
-            <wp:docPr id="63" name="圖片 63"/>
+            <wp:docPr id="1" name="圖片 1"/>
             <wp:cNvGraphicFramePr>
               <a:graphicFrameLocks xmlns:a="http://schemas.openxmlformats.org/drawingml/2006/main" noChangeAspect="1"/>
             </wp:cNvGraphicFramePr>
@@ -198,7 +185,7 @@
                   <pic:spPr>
                     <a:xfrm>
                       <a:off x="0" y="0"/>
-                      <a:ext cx="4407882" cy="5437944"/>
+                      <a:ext cx="4384378" cy="4925958"/>
                     </a:xfrm>
                     <a:prstGeom prst="rect">
                       <a:avLst/>
@@ -210,11 +197,6 @@
           </wp:inline>
         </w:drawing>
       </w:r>
-    </w:p>
-    <w:p>
-      <w:pPr>
-        <w:jc w:val="center"/>
-      </w:pPr>
       <w:r>
         <w:br w:type="page"/>
       </w:r>
@@ -235,10 +217,10 @@
       </w:pPr>
       <w:r>
         <w:drawing>
-          <wp:inline distT="0" distB="0" distL="0" distR="0" wp14:anchorId="2340460E" wp14:editId="19172ED5">
-            <wp:extent cx="5274310" cy="4109720"/>
-            <wp:effectExtent l="0" t="0" r="2540" b="5080"/>
-            <wp:docPr id="1" name="圖片 1"/>
+          <wp:inline distT="0" distB="0" distL="0" distR="0" wp14:anchorId="1D6A8180" wp14:editId="5069EFCA">
+            <wp:extent cx="5274310" cy="3684270"/>
+            <wp:effectExtent l="0" t="0" r="2540" b="0"/>
+            <wp:docPr id="2" name="圖片 2"/>
             <wp:cNvGraphicFramePr>
               <a:graphicFrameLocks xmlns:a="http://schemas.openxmlformats.org/drawingml/2006/main" noChangeAspect="1"/>
             </wp:cNvGraphicFramePr>
@@ -258,7 +240,7 @@
                   <pic:spPr>
                     <a:xfrm>
                       <a:off x="0" y="0"/>
-                      <a:ext cx="5274310" cy="4109720"/>
+                      <a:ext cx="5274310" cy="3684270"/>
                     </a:xfrm>
                     <a:prstGeom prst="rect">
                       <a:avLst/>
@@ -286,11 +268,24 @@
       </w:r>
     </w:p>
     <w:p>
-      <w:pPr>
-        <w:rPr>
-          <w:rFonts w:hint="eastAsia"/>
-        </w:rPr>
-      </w:pPr>
+      <w:r>
+        <w:rPr>
+          <w:rFonts w:hint="eastAsia"/>
+        </w:rPr>
+        <w:t>基於</w:t>
+      </w:r>
+      <w:r>
+        <w:rPr>
+          <w:rFonts w:hint="eastAsia"/>
+        </w:rPr>
+        <w:t>RMS</w:t>
+      </w:r>
+      <w:r>
+        <w:rPr>
+          <w:rFonts w:hint="eastAsia"/>
+        </w:rPr>
+        <w:t>排程，</w:t>
+      </w:r>
       <w:r>
         <w:rPr>
           <w:rFonts w:hint="eastAsia"/>
@@ -367,6 +362,9 @@
         <w:jc w:val="center"/>
       </w:pPr>
       <w:r>
+        <w:rPr>
+          <w:noProof/>
+        </w:rPr>
         <w:drawing>
           <wp:inline distT="0" distB="0" distL="0" distR="0" wp14:anchorId="21C54978" wp14:editId="2F17FEA3">
             <wp:extent cx="2633079" cy="2616200"/>
@@ -409,7 +407,9 @@
         <w:jc w:val="center"/>
       </w:pPr>
       <w:r>
-        <w:lastRenderedPageBreak/>
+        <w:rPr>
+          <w:noProof/>
+        </w:rPr>
         <w:drawing>
           <wp:inline distT="0" distB="0" distL="0" distR="0" wp14:anchorId="63744E4A" wp14:editId="35344974">
             <wp:extent cx="5274310" cy="659130"/>
@@ -452,6 +452,7 @@
         <w:rPr>
           <w:rFonts w:hint="eastAsia"/>
         </w:rPr>
+        <w:lastRenderedPageBreak/>
         <w:t>在</w:t>
       </w:r>
       <w:r>
@@ -496,6 +497,9 @@
         <w:jc w:val="center"/>
       </w:pPr>
       <w:r>
+        <w:rPr>
+          <w:noProof/>
+        </w:rPr>
         <w:drawing>
           <wp:inline distT="0" distB="0" distL="0" distR="0" wp14:anchorId="14B4608B" wp14:editId="66E86832">
             <wp:extent cx="4210638" cy="2067213"/>
@@ -534,11 +538,6 @@
       </w:r>
     </w:p>
     <w:p>
-      <w:pPr>
-        <w:rPr>
-          <w:rFonts w:hint="eastAsia"/>
-        </w:rPr>
-      </w:pPr>
       <w:r>
         <w:rPr>
           <w:rFonts w:hint="eastAsia"/>
@@ -601,16 +600,8 @@
         <w:rPr>
           <w:rFonts w:hint="eastAsia"/>
         </w:rPr>
-        <w:t>，該</w:t>
-      </w:r>
-      <w:proofErr w:type="gramStart"/>
-      <w:r>
-        <w:rPr>
-          <w:rFonts w:hint="eastAsia"/>
-        </w:rPr>
-        <w:t>函式為管理</w:t>
-      </w:r>
-      <w:proofErr w:type="gramEnd"/>
+        <w:t>，該函式為管理</w:t>
+      </w:r>
       <w:r>
         <w:rPr>
           <w:rFonts w:hint="eastAsia"/>
@@ -703,6 +694,42 @@
         </w:rPr>
         <w:t>並且印出訊息。</w:t>
       </w:r>
+      <w:r>
+        <w:rPr>
+          <w:rFonts w:hint="eastAsia"/>
+        </w:rPr>
+        <w:t xml:space="preserve">1 </w:t>
+      </w:r>
+      <w:r>
+        <w:rPr>
+          <w:rFonts w:hint="eastAsia"/>
+        </w:rPr>
+        <w:t>代表</w:t>
+      </w:r>
+      <w:r>
+        <w:rPr>
+          <w:rFonts w:hint="eastAsia"/>
+        </w:rPr>
+        <w:t xml:space="preserve"> </w:t>
+      </w:r>
+      <w:r>
+        <w:rPr>
+          <w:rFonts w:hint="eastAsia"/>
+        </w:rPr>
+        <w:t>解鎖，</w:t>
+      </w:r>
+      <w:r>
+        <w:rPr>
+          <w:rFonts w:hint="eastAsia"/>
+        </w:rPr>
+        <w:t xml:space="preserve">0 </w:t>
+      </w:r>
+      <w:r>
+        <w:rPr>
+          <w:rFonts w:hint="eastAsia"/>
+        </w:rPr>
+        <w:t>代表鎖住。</w:t>
+      </w:r>
     </w:p>
     <w:p>
       <w:pPr>
@@ -710,10 +737,10 @@
       </w:pPr>
       <w:r>
         <w:drawing>
-          <wp:inline distT="0" distB="0" distL="0" distR="0" wp14:anchorId="291C8F36" wp14:editId="008CAD57">
-            <wp:extent cx="5067300" cy="3902662"/>
-            <wp:effectExtent l="0" t="0" r="0" b="3175"/>
-            <wp:docPr id="31" name="圖片 31"/>
+          <wp:inline distT="0" distB="0" distL="0" distR="0" wp14:anchorId="138D9E30" wp14:editId="090F3ED7">
+            <wp:extent cx="3705225" cy="454883"/>
+            <wp:effectExtent l="0" t="0" r="0" b="2540"/>
+            <wp:docPr id="3" name="圖片 3"/>
             <wp:cNvGraphicFramePr>
               <a:graphicFrameLocks xmlns:a="http://schemas.openxmlformats.org/drawingml/2006/main" noChangeAspect="1"/>
             </wp:cNvGraphicFramePr>
@@ -733,7 +760,7 @@
                   <pic:spPr>
                     <a:xfrm>
                       <a:off x="0" y="0"/>
-                      <a:ext cx="5080986" cy="3913203"/>
+                      <a:ext cx="3730089" cy="457935"/>
                     </a:xfrm>
                     <a:prstGeom prst="rect">
                       <a:avLst/>
@@ -748,19 +775,14 @@
     </w:p>
     <w:p>
       <w:pPr>
-        <w:rPr>
-          <w:rFonts w:hint="eastAsia"/>
-        </w:rPr>
-      </w:pPr>
-    </w:p>
-    <w:p>
-      <w:r>
-        <w:lastRenderedPageBreak/>
+        <w:jc w:val="center"/>
+      </w:pPr>
+      <w:r>
         <w:drawing>
-          <wp:inline distT="0" distB="0" distL="0" distR="0" wp14:anchorId="66C8EC55" wp14:editId="406D73F8">
-            <wp:extent cx="5067300" cy="3989904"/>
-            <wp:effectExtent l="0" t="0" r="0" b="0"/>
-            <wp:docPr id="32" name="圖片 32"/>
+          <wp:inline distT="0" distB="0" distL="0" distR="0" wp14:anchorId="78562EAF" wp14:editId="1325E9C5">
+            <wp:extent cx="5274310" cy="4020820"/>
+            <wp:effectExtent l="0" t="0" r="2540" b="0"/>
+            <wp:docPr id="4" name="圖片 4"/>
             <wp:cNvGraphicFramePr>
               <a:graphicFrameLocks xmlns:a="http://schemas.openxmlformats.org/drawingml/2006/main" noChangeAspect="1"/>
             </wp:cNvGraphicFramePr>
@@ -780,7 +802,7 @@
                   <pic:spPr>
                     <a:xfrm>
                       <a:off x="0" y="0"/>
-                      <a:ext cx="5073146" cy="3994507"/>
+                      <a:ext cx="5274310" cy="4020820"/>
                     </a:xfrm>
                     <a:prstGeom prst="rect">
                       <a:avLst/>
@@ -795,68 +817,15 @@
     </w:p>
     <w:p>
       <w:pPr>
-        <w:rPr>
-          <w:rFonts w:hint="eastAsia"/>
-        </w:rPr>
-      </w:pPr>
-      <w:r>
-        <w:rPr>
-          <w:rFonts w:hint="eastAsia"/>
-        </w:rPr>
-        <w:t>接著在</w:t>
-      </w:r>
-      <w:proofErr w:type="spellStart"/>
-      <w:r>
-        <w:rPr>
-          <w:rFonts w:hint="eastAsia"/>
-        </w:rPr>
-        <w:t>OS_SchedNew</w:t>
-      </w:r>
-      <w:proofErr w:type="spellEnd"/>
-      <w:r>
-        <w:rPr>
-          <w:rFonts w:hint="eastAsia"/>
-        </w:rPr>
-        <w:t>之前，對於所有建立的</w:t>
-      </w:r>
-      <w:r>
-        <w:rPr>
-          <w:rFonts w:hint="eastAsia"/>
-        </w:rPr>
-        <w:t>OSTCB</w:t>
-      </w:r>
-      <w:r>
-        <w:rPr>
-          <w:rFonts w:hint="eastAsia"/>
-        </w:rPr>
-        <w:t>，</w:t>
-      </w:r>
-      <w:r>
-        <w:rPr>
-          <w:rFonts w:hint="eastAsia"/>
-        </w:rPr>
-        <w:t>如果</w:t>
-      </w:r>
-      <w:r>
-        <w:rPr>
-          <w:rFonts w:hint="eastAsia"/>
-        </w:rPr>
-        <w:t xml:space="preserve">R1,R2 </w:t>
-      </w:r>
-      <w:r>
-        <w:rPr>
-          <w:rFonts w:hint="eastAsia"/>
-        </w:rPr>
-        <w:t>被解鎖了，計算他被鎖住的時間。</w:t>
-      </w:r>
-    </w:p>
-    <w:p>
-      <w:r>
+        <w:jc w:val="center"/>
+      </w:pPr>
+      <w:r>
+        <w:lastRenderedPageBreak/>
         <w:drawing>
-          <wp:inline distT="0" distB="0" distL="0" distR="0" wp14:anchorId="0DA80612" wp14:editId="74DFAAF4">
-            <wp:extent cx="5274310" cy="1553210"/>
-            <wp:effectExtent l="0" t="0" r="2540" b="8890"/>
-            <wp:docPr id="48" name="圖片 48"/>
+          <wp:inline distT="0" distB="0" distL="0" distR="0" wp14:anchorId="7B0B813E" wp14:editId="4EA79D57">
+            <wp:extent cx="5274310" cy="2405380"/>
+            <wp:effectExtent l="0" t="0" r="2540" b="0"/>
+            <wp:docPr id="5" name="圖片 5"/>
             <wp:cNvGraphicFramePr>
               <a:graphicFrameLocks xmlns:a="http://schemas.openxmlformats.org/drawingml/2006/main" noChangeAspect="1"/>
             </wp:cNvGraphicFramePr>
@@ -876,7 +845,7 @@
                   <pic:spPr>
                     <a:xfrm>
                       <a:off x="0" y="0"/>
-                      <a:ext cx="5274310" cy="1553210"/>
+                      <a:ext cx="5274310" cy="2405380"/>
                     </a:xfrm>
                     <a:prstGeom prst="rect">
                       <a:avLst/>
@@ -894,7 +863,7 @@
         <w:rPr>
           <w:rFonts w:hint="eastAsia"/>
         </w:rPr>
-        <w:t>而在</w:t>
+        <w:t>接著在</w:t>
       </w:r>
       <w:proofErr w:type="spellStart"/>
       <w:r>
@@ -908,7 +877,13 @@
         <w:rPr>
           <w:rFonts w:hint="eastAsia"/>
         </w:rPr>
-        <w:t>()</w:t>
+        <w:t>之前，對於所有建立的</w:t>
+      </w:r>
+      <w:r>
+        <w:rPr>
+          <w:rFonts w:hint="eastAsia"/>
+        </w:rPr>
+        <w:t>OSTCB</w:t>
       </w:r>
       <w:r>
         <w:rPr>
@@ -920,128 +895,35 @@
         <w:rPr>
           <w:rFonts w:hint="eastAsia"/>
         </w:rPr>
-        <w:t>加上</w:t>
-      </w:r>
-      <w:r>
-        <w:rPr>
-          <w:rFonts w:hint="eastAsia"/>
-        </w:rPr>
-        <w:t>NPCS</w:t>
-      </w:r>
-      <w:r>
-        <w:rPr>
-          <w:rFonts w:hint="eastAsia"/>
-        </w:rPr>
-        <w:t>邏輯，如果現在</w:t>
-      </w:r>
-      <w:proofErr w:type="spellStart"/>
-      <w:r>
-        <w:rPr>
-          <w:rFonts w:hint="eastAsia"/>
-        </w:rPr>
-        <w:t>OSTCBCur</w:t>
-      </w:r>
-      <w:proofErr w:type="spellEnd"/>
-      <w:r>
-        <w:rPr>
-          <w:rFonts w:hint="eastAsia"/>
-        </w:rPr>
-        <w:t>有鎖定任何一個資源，則</w:t>
-      </w:r>
-      <w:proofErr w:type="gramStart"/>
-      <w:r>
-        <w:rPr>
-          <w:rFonts w:hint="eastAsia"/>
-        </w:rPr>
-        <w:t>不</w:t>
-      </w:r>
-      <w:proofErr w:type="gramEnd"/>
-      <w:r>
-        <w:rPr>
-          <w:rFonts w:hint="eastAsia"/>
-        </w:rPr>
-        <w:t>切換，然後對於所有比目前任務高優先</w:t>
-      </w:r>
-      <w:r>
-        <w:rPr>
-          <w:rFonts w:hint="eastAsia"/>
-        </w:rPr>
-        <w:t>權</w:t>
-      </w:r>
-      <w:r>
-        <w:rPr>
-          <w:rFonts w:hint="eastAsia"/>
-        </w:rPr>
-        <w:t>的任務，</w:t>
-      </w:r>
-      <w:r>
-        <w:rPr>
-          <w:rFonts w:hint="eastAsia"/>
-        </w:rPr>
-        <w:t>紀錄此時作為被鎖住</w:t>
-      </w:r>
-      <w:r>
-        <w:rPr>
-          <w:rFonts w:hint="eastAsia"/>
-        </w:rPr>
-        <w:t>(blocked)</w:t>
-      </w:r>
-      <w:r>
-        <w:rPr>
-          <w:rFonts w:hint="eastAsia"/>
-        </w:rPr>
-        <w:t>的時間點。</w:t>
-      </w:r>
-      <w:r>
-        <w:rPr>
-          <w:rFonts w:hint="eastAsia"/>
-        </w:rPr>
-        <w:t>然後更新</w:t>
-      </w:r>
-      <w:proofErr w:type="spellStart"/>
-      <w:r>
-        <w:rPr>
-          <w:rFonts w:hint="eastAsia"/>
-        </w:rPr>
-        <w:t>OSTCBHighRdy</w:t>
-      </w:r>
-      <w:proofErr w:type="spellEnd"/>
-      <w:r>
-        <w:rPr>
-          <w:rFonts w:hint="eastAsia"/>
-        </w:rPr>
-        <w:t>和</w:t>
-      </w:r>
-      <w:proofErr w:type="spellStart"/>
-      <w:r>
-        <w:rPr>
-          <w:rFonts w:hint="eastAsia"/>
-        </w:rPr>
-        <w:t>OSPrioHighRdy</w:t>
-      </w:r>
-      <w:proofErr w:type="spellEnd"/>
-      <w:r>
-        <w:rPr>
-          <w:rFonts w:hint="eastAsia"/>
-        </w:rPr>
-        <w:t>。</w:t>
-      </w:r>
-    </w:p>
-    <w:p>
-      <w:pPr>
-        <w:rPr>
-          <w:rFonts w:hint="eastAsia"/>
-        </w:rPr>
-      </w:pPr>
-    </w:p>
-    <w:p>
-      <w:r>
-        <w:lastRenderedPageBreak/>
+        <w:t>如果</w:t>
+      </w:r>
+      <w:r>
+        <w:rPr>
+          <w:rFonts w:hint="eastAsia"/>
+        </w:rPr>
+        <w:t xml:space="preserve">R1,R2 </w:t>
+      </w:r>
+      <w:r>
+        <w:rPr>
+          <w:rFonts w:hint="eastAsia"/>
+        </w:rPr>
+        <w:t>被解鎖了，計算他被鎖住的時間。</w:t>
+      </w:r>
+    </w:p>
+    <w:p>
+      <w:pPr>
+        <w:rPr>
+          <w:noProof/>
+        </w:rPr>
+      </w:pPr>
+    </w:p>
+    <w:p>
+      <w:r>
         <w:drawing>
-          <wp:inline distT="0" distB="0" distL="0" distR="0" wp14:anchorId="0198CCF5" wp14:editId="37414F92">
-            <wp:extent cx="5274310" cy="3074670"/>
+          <wp:inline distT="0" distB="0" distL="0" distR="0" wp14:anchorId="76CAEAC8" wp14:editId="76039C1C">
+            <wp:extent cx="5274310" cy="3834130"/>
             <wp:effectExtent l="0" t="0" r="2540" b="0"/>
-            <wp:docPr id="55" name="圖片 55"/>
+            <wp:docPr id="7" name="圖片 7"/>
             <wp:cNvGraphicFramePr>
               <a:graphicFrameLocks xmlns:a="http://schemas.openxmlformats.org/drawingml/2006/main" noChangeAspect="1"/>
             </wp:cNvGraphicFramePr>
@@ -1061,7 +943,7 @@
                   <pic:spPr>
                     <a:xfrm>
                       <a:off x="0" y="0"/>
-                      <a:ext cx="5274310" cy="3074670"/>
+                      <a:ext cx="5274310" cy="3834130"/>
                     </a:xfrm>
                     <a:prstGeom prst="rect">
                       <a:avLst/>
@@ -1075,80 +957,184 @@
       </w:r>
     </w:p>
     <w:p>
-      <w:pPr>
-        <w:rPr>
-          <w:rFonts w:hint="eastAsia"/>
-        </w:rPr>
-      </w:pPr>
-      <w:r>
-        <w:rPr>
-          <w:rFonts w:hint="eastAsia"/>
-        </w:rPr>
-        <w:t>輸出完成訊息時，</w:t>
-      </w:r>
-      <w:r>
-        <w:rPr>
-          <w:rFonts w:hint="eastAsia"/>
-        </w:rPr>
-        <w:t>Preempted Time</w:t>
-      </w:r>
-      <w:r>
-        <w:t xml:space="preserve"> </w:t>
-      </w:r>
-      <w:r>
-        <w:rPr>
-          <w:rFonts w:hint="eastAsia"/>
-        </w:rPr>
-        <w:t>用</w:t>
-      </w:r>
-      <w:r>
-        <w:rPr>
-          <w:rFonts w:hint="eastAsia"/>
-        </w:rPr>
-        <w:t>R</w:t>
-      </w:r>
-      <w:r>
-        <w:t xml:space="preserve">esponse Time </w:t>
-      </w:r>
-      <w:proofErr w:type="gramStart"/>
-      <w:r>
-        <w:t>–</w:t>
-      </w:r>
-      <w:proofErr w:type="gramEnd"/>
-      <w:r>
-        <w:t xml:space="preserve"> Blocking Time </w:t>
-      </w:r>
-      <w:proofErr w:type="gramStart"/>
-      <w:r>
-        <w:t>–</w:t>
-      </w:r>
-      <w:proofErr w:type="gramEnd"/>
-      <w:r>
-        <w:t xml:space="preserve"> </w:t>
-      </w:r>
-      <w:r>
-        <w:t>Execution Time</w:t>
-      </w:r>
-      <w:r>
-        <w:rPr>
-          <w:rFonts w:hint="eastAsia"/>
-        </w:rPr>
-        <w:t xml:space="preserve"> </w:t>
-      </w:r>
-      <w:r>
-        <w:rPr>
-          <w:rFonts w:hint="eastAsia"/>
-        </w:rPr>
-        <w:t>，即為所求。</w:t>
-      </w:r>
-    </w:p>
-    <w:p>
-      <w:r>
+      <w:r>
+        <w:rPr>
+          <w:rFonts w:hint="eastAsia"/>
+        </w:rPr>
+        <w:t>而在</w:t>
+      </w:r>
+      <w:proofErr w:type="spellStart"/>
+      <w:r>
+        <w:rPr>
+          <w:rFonts w:hint="eastAsia"/>
+        </w:rPr>
+        <w:t>OS_SchedNew</w:t>
+      </w:r>
+      <w:proofErr w:type="spellEnd"/>
+      <w:r>
+        <w:rPr>
+          <w:rFonts w:hint="eastAsia"/>
+        </w:rPr>
+        <w:t>()</w:t>
+      </w:r>
+      <w:r>
+        <w:rPr>
+          <w:rFonts w:hint="eastAsia"/>
+        </w:rPr>
+        <w:t>，</w:t>
+      </w:r>
+      <w:r>
+        <w:rPr>
+          <w:rFonts w:hint="eastAsia"/>
+        </w:rPr>
+        <w:t>加上</w:t>
+      </w:r>
+      <w:r>
+        <w:rPr>
+          <w:rFonts w:hint="eastAsia"/>
+        </w:rPr>
+        <w:t>NPCS</w:t>
+      </w:r>
+      <w:r>
+        <w:rPr>
+          <w:rFonts w:hint="eastAsia"/>
+        </w:rPr>
+        <w:t>邏輯，如果現在</w:t>
+      </w:r>
+      <w:proofErr w:type="spellStart"/>
+      <w:r>
+        <w:rPr>
+          <w:rFonts w:hint="eastAsia"/>
+        </w:rPr>
+        <w:t>OSTCBCur</w:t>
+      </w:r>
+      <w:proofErr w:type="spellEnd"/>
+      <w:r>
+        <w:rPr>
+          <w:rFonts w:hint="eastAsia"/>
+        </w:rPr>
+        <w:t>有鎖定任何一個資源，則不切換，然後對於所有比目前任務高優先</w:t>
+      </w:r>
+      <w:r>
+        <w:rPr>
+          <w:rFonts w:hint="eastAsia"/>
+        </w:rPr>
+        <w:t>權</w:t>
+      </w:r>
+      <w:r>
+        <w:rPr>
+          <w:rFonts w:hint="eastAsia"/>
+        </w:rPr>
+        <w:t>的任務，</w:t>
+      </w:r>
+      <w:r>
+        <w:rPr>
+          <w:rFonts w:hint="eastAsia"/>
+        </w:rPr>
+        <w:t>紀錄此時作為被鎖住</w:t>
+      </w:r>
+      <w:r>
+        <w:rPr>
+          <w:rFonts w:hint="eastAsia"/>
+        </w:rPr>
+        <w:t>(blocked)</w:t>
+      </w:r>
+      <w:r>
+        <w:rPr>
+          <w:rFonts w:hint="eastAsia"/>
+        </w:rPr>
+        <w:t>的時間點。</w:t>
+      </w:r>
+      <w:r>
+        <w:rPr>
+          <w:rFonts w:hint="eastAsia"/>
+        </w:rPr>
+        <w:t>然後更新</w:t>
+      </w:r>
+      <w:proofErr w:type="spellStart"/>
+      <w:r>
+        <w:rPr>
+          <w:rFonts w:hint="eastAsia"/>
+        </w:rPr>
+        <w:t>OSTCBHighRdy</w:t>
+      </w:r>
+      <w:proofErr w:type="spellEnd"/>
+      <w:r>
+        <w:rPr>
+          <w:rFonts w:hint="eastAsia"/>
+        </w:rPr>
+        <w:t>和</w:t>
+      </w:r>
+      <w:proofErr w:type="spellStart"/>
+      <w:r>
+        <w:rPr>
+          <w:rFonts w:hint="eastAsia"/>
+        </w:rPr>
+        <w:t>OSPrioHighRdy</w:t>
+      </w:r>
+      <w:proofErr w:type="spellEnd"/>
+      <w:r>
+        <w:rPr>
+          <w:rFonts w:hint="eastAsia"/>
+        </w:rPr>
+        <w:t>。</w:t>
+      </w:r>
+    </w:p>
+    <w:p>
+      <w:r>
+        <w:rPr>
+          <w:rFonts w:hint="eastAsia"/>
+        </w:rPr>
+        <w:t>選好新的任務後</w:t>
+      </w:r>
+      <w:r>
+        <w:rPr>
+          <w:rFonts w:hint="eastAsia"/>
+        </w:rPr>
+        <w:t>，檢查目前是否要鎖定</w:t>
+      </w:r>
+      <w:r>
+        <w:rPr>
+          <w:rFonts w:hint="eastAsia"/>
+        </w:rPr>
+        <w:t>resource</w:t>
+      </w:r>
+      <w:r>
+        <w:rPr>
+          <w:rFonts w:hint="eastAsia"/>
+        </w:rPr>
+        <w:t>，有的話，鎖住。</w:t>
+      </w:r>
+      <w:r>
+        <w:rPr>
+          <w:rFonts w:hint="eastAsia"/>
+        </w:rPr>
+        <w:t>(</w:t>
+      </w:r>
+      <w:r>
+        <w:rPr>
+          <w:rFonts w:hint="eastAsia"/>
+        </w:rPr>
+        <w:t>因為事件順序是</w:t>
+      </w:r>
+      <w:r>
+        <w:rPr>
+          <w:rFonts w:hint="eastAsia"/>
+        </w:rPr>
+        <w:t>unlock -&gt; arrive -&gt; lock)</w:t>
+      </w:r>
+    </w:p>
+    <w:p>
+      <w:r>
+        <w:rPr>
+          <w:noProof/>
+        </w:rPr>
+        <w:lastRenderedPageBreak/>
         <w:drawing>
-          <wp:inline distT="0" distB="0" distL="0" distR="0" wp14:anchorId="0501B3EE" wp14:editId="7F87E41E">
-            <wp:extent cx="5274310" cy="2551430"/>
-            <wp:effectExtent l="0" t="0" r="2540" b="1270"/>
-            <wp:docPr id="59" name="圖片 59"/>
+          <wp:inline distT="0" distB="0" distL="0" distR="0" wp14:anchorId="0198CCF5" wp14:editId="37414F92">
+            <wp:extent cx="5274310" cy="3074670"/>
+            <wp:effectExtent l="0" t="0" r="2540" b="0"/>
+            <wp:docPr id="55" name="圖片 55"/>
             <wp:cNvGraphicFramePr>
               <a:graphicFrameLocks xmlns:a="http://schemas.openxmlformats.org/drawingml/2006/main" noChangeAspect="1"/>
             </wp:cNvGraphicFramePr>
@@ -1168,7 +1154,7 @@
                   <pic:spPr>
                     <a:xfrm>
                       <a:off x="0" y="0"/>
-                      <a:ext cx="5274310" cy="2551430"/>
+                      <a:ext cx="5274310" cy="3074670"/>
                     </a:xfrm>
                     <a:prstGeom prst="rect">
                       <a:avLst/>
@@ -1186,75 +1172,64 @@
         <w:rPr>
           <w:rFonts w:hint="eastAsia"/>
         </w:rPr>
-        <w:t>在</w:t>
-      </w:r>
-      <w:proofErr w:type="spellStart"/>
-      <w:r>
-        <w:rPr>
-          <w:rFonts w:hint="eastAsia"/>
-        </w:rPr>
-        <w:t>app_hook.c</w:t>
-      </w:r>
-      <w:proofErr w:type="spellEnd"/>
-      <w:r>
-        <w:rPr>
-          <w:rFonts w:hint="eastAsia"/>
-        </w:rPr>
+        <w:t>輸出完成訊息時，</w:t>
+      </w:r>
+      <w:r>
+        <w:rPr>
+          <w:rFonts w:hint="eastAsia"/>
+        </w:rPr>
+        <w:t>Preempted Time</w:t>
+      </w:r>
+      <w:r>
         <w:t xml:space="preserve"> </w:t>
       </w:r>
       <w:r>
         <w:rPr>
           <w:rFonts w:hint="eastAsia"/>
         </w:rPr>
-        <w:t>修改</w:t>
-      </w:r>
-      <w:proofErr w:type="spellStart"/>
-      <w:r>
-        <w:rPr>
-          <w:rFonts w:hint="eastAsia"/>
-        </w:rPr>
-        <w:t>Input</w:t>
-      </w:r>
-      <w:r>
-        <w:rPr>
-          <w:rFonts w:hint="eastAsia"/>
-        </w:rPr>
-        <w:t>Fille</w:t>
-      </w:r>
-      <w:proofErr w:type="spellEnd"/>
-      <w:r>
-        <w:rPr>
-          <w:rFonts w:hint="eastAsia"/>
-        </w:rPr>
-        <w:t>()</w:t>
-      </w:r>
-      <w:r>
-        <w:rPr>
-          <w:rFonts w:hint="eastAsia"/>
-        </w:rPr>
-        <w:t>能夠讀取</w:t>
-      </w:r>
-      <w:r>
-        <w:rPr>
-          <w:rFonts w:hint="eastAsia"/>
-        </w:rPr>
-        <w:t xml:space="preserve">R1,R2 </w:t>
-      </w:r>
-      <w:r>
-        <w:rPr>
-          <w:rFonts w:hint="eastAsia"/>
-        </w:rPr>
-        <w:t>參數欄位。</w:t>
-      </w:r>
-    </w:p>
-    <w:p>
-      <w:r>
-        <w:lastRenderedPageBreak/>
+        <w:t>用</w:t>
+      </w:r>
+      <w:r>
+        <w:rPr>
+          <w:rFonts w:hint="eastAsia"/>
+        </w:rPr>
+        <w:t>R</w:t>
+      </w:r>
+      <w:r>
+        <w:t xml:space="preserve">esponse Time – Blocking Time </w:t>
+      </w:r>
+      <w:r>
+        <w:t>–</w:t>
+      </w:r>
+      <w:r>
+        <w:t xml:space="preserve"> </w:t>
+      </w:r>
+      <w:r>
+        <w:t>Execution Time</w:t>
+      </w:r>
+      <w:r>
+        <w:rPr>
+          <w:rFonts w:hint="eastAsia"/>
+        </w:rPr>
+        <w:t xml:space="preserve"> </w:t>
+      </w:r>
+      <w:r>
+        <w:rPr>
+          <w:rFonts w:hint="eastAsia"/>
+        </w:rPr>
+        <w:t>，即為所求。</w:t>
+      </w:r>
+    </w:p>
+    <w:p>
+      <w:r>
+        <w:rPr>
+          <w:noProof/>
+        </w:rPr>
         <w:drawing>
-          <wp:inline distT="0" distB="0" distL="0" distR="0" wp14:anchorId="79507399" wp14:editId="49A76940">
-            <wp:extent cx="5274310" cy="6015355"/>
-            <wp:effectExtent l="0" t="0" r="2540" b="4445"/>
-            <wp:docPr id="79" name="圖片 79"/>
+          <wp:inline distT="0" distB="0" distL="0" distR="0" wp14:anchorId="0501B3EE" wp14:editId="7F87E41E">
+            <wp:extent cx="5274310" cy="2551430"/>
+            <wp:effectExtent l="0" t="0" r="2540" b="1270"/>
+            <wp:docPr id="59" name="圖片 59"/>
             <wp:cNvGraphicFramePr>
               <a:graphicFrameLocks xmlns:a="http://schemas.openxmlformats.org/drawingml/2006/main" noChangeAspect="1"/>
             </wp:cNvGraphicFramePr>
@@ -1274,7 +1249,7 @@
                   <pic:spPr>
                     <a:xfrm>
                       <a:off x="0" y="0"/>
-                      <a:ext cx="5274310" cy="6015355"/>
+                      <a:ext cx="5274310" cy="2551430"/>
                     </a:xfrm>
                     <a:prstGeom prst="rect">
                       <a:avLst/>
@@ -1288,43 +1263,82 @@
       </w:r>
     </w:p>
     <w:p>
-      <w:pPr>
-        <w:rPr>
-          <w:rFonts w:hint="eastAsia"/>
-        </w:rPr>
-      </w:pPr>
-      <w:r>
-        <w:rPr>
-          <w:rFonts w:hint="eastAsia"/>
-        </w:rPr>
-        <w:t>印出完成訊息時，也要重新初始化</w:t>
-      </w:r>
-      <w:r>
-        <w:rPr>
-          <w:rFonts w:hint="eastAsia"/>
-        </w:rPr>
-        <w:t>blocking time</w:t>
-      </w:r>
-      <w:r>
-        <w:rPr>
-          <w:rFonts w:hint="eastAsia"/>
-        </w:rPr>
-        <w:t>。</w:t>
-      </w:r>
-    </w:p>
-    <w:p>
-      <w:pPr>
-        <w:rPr>
-          <w:rFonts w:hint="eastAsia"/>
-        </w:rPr>
-      </w:pPr>
-      <w:r>
+      <w:r>
+        <w:rPr>
+          <w:rFonts w:hint="eastAsia"/>
+        </w:rPr>
+        <w:t>在</w:t>
+      </w:r>
+      <w:proofErr w:type="spellStart"/>
+      <w:r>
+        <w:rPr>
+          <w:rFonts w:hint="eastAsia"/>
+        </w:rPr>
+        <w:t>app_hook.c</w:t>
+      </w:r>
+      <w:proofErr w:type="spellEnd"/>
+      <w:r>
+        <w:rPr>
+          <w:rFonts w:hint="eastAsia"/>
+        </w:rPr>
+        <w:t xml:space="preserve"> </w:t>
+      </w:r>
+      <w:r>
+        <w:rPr>
+          <w:rFonts w:hint="eastAsia"/>
+        </w:rPr>
+        <w:t>修改</w:t>
+      </w:r>
+      <w:proofErr w:type="spellStart"/>
+      <w:r>
+        <w:rPr>
+          <w:rFonts w:hint="eastAsia"/>
+        </w:rPr>
+        <w:t>Input</w:t>
+      </w:r>
+      <w:r>
+        <w:rPr>
+          <w:rFonts w:hint="eastAsia"/>
+        </w:rPr>
+        <w:t>Fille</w:t>
+      </w:r>
+      <w:proofErr w:type="spellEnd"/>
+      <w:r>
+        <w:rPr>
+          <w:rFonts w:hint="eastAsia"/>
+        </w:rPr>
+        <w:t>()</w:t>
+      </w:r>
+      <w:r>
+        <w:rPr>
+          <w:rFonts w:hint="eastAsia"/>
+        </w:rPr>
+        <w:t>能夠讀取</w:t>
+      </w:r>
+      <w:r>
+        <w:rPr>
+          <w:rFonts w:hint="eastAsia"/>
+        </w:rPr>
+        <w:t xml:space="preserve">R1,R2 </w:t>
+      </w:r>
+      <w:r>
+        <w:rPr>
+          <w:rFonts w:hint="eastAsia"/>
+        </w:rPr>
+        <w:t>參數欄位。</w:t>
+      </w:r>
+    </w:p>
+    <w:p>
+      <w:r>
+        <w:rPr>
+          <w:noProof/>
+        </w:rPr>
         <w:lastRenderedPageBreak/>
         <w:drawing>
-          <wp:inline distT="0" distB="0" distL="0" distR="0" wp14:anchorId="691D0ECA" wp14:editId="1956A249">
-            <wp:extent cx="5274310" cy="5130800"/>
-            <wp:effectExtent l="0" t="0" r="2540" b="0"/>
-            <wp:docPr id="80" name="圖片 80"/>
+          <wp:inline distT="0" distB="0" distL="0" distR="0" wp14:anchorId="79507399" wp14:editId="49A76940">
+            <wp:extent cx="5274310" cy="6015355"/>
+            <wp:effectExtent l="0" t="0" r="2540" b="4445"/>
+            <wp:docPr id="79" name="圖片 79"/>
             <wp:cNvGraphicFramePr>
               <a:graphicFrameLocks xmlns:a="http://schemas.openxmlformats.org/drawingml/2006/main" noChangeAspect="1"/>
             </wp:cNvGraphicFramePr>
@@ -1344,7 +1358,7 @@
                   <pic:spPr>
                     <a:xfrm>
                       <a:off x="0" y="0"/>
-                      <a:ext cx="5274310" cy="5130800"/>
+                      <a:ext cx="5274310" cy="6015355"/>
                     </a:xfrm>
                     <a:prstGeom prst="rect">
                       <a:avLst/>
@@ -1358,88 +1372,36 @@
       </w:r>
     </w:p>
     <w:p>
-      <w:pPr>
-        <w:ind w:firstLine="480"/>
-      </w:pPr>
-      <w:r>
-        <w:br w:type="page"/>
-      </w:r>
-    </w:p>
-    <w:p>
-      <w:pPr>
-        <w:pStyle w:val="1"/>
-      </w:pPr>
-      <w:r>
+      <w:r>
+        <w:rPr>
+          <w:rFonts w:hint="eastAsia"/>
+        </w:rPr>
+        <w:t>印出完成訊息時，也要重新初始化</w:t>
+      </w:r>
+      <w:r>
+        <w:rPr>
+          <w:rFonts w:hint="eastAsia"/>
+        </w:rPr>
+        <w:t>blocking time</w:t>
+      </w:r>
+      <w:r>
+        <w:rPr>
+          <w:rFonts w:hint="eastAsia"/>
+        </w:rPr>
+        <w:t>。</w:t>
+      </w:r>
+    </w:p>
+    <w:p>
+      <w:r>
+        <w:rPr>
+          <w:noProof/>
+        </w:rPr>
         <w:lastRenderedPageBreak/>
-        <w:t xml:space="preserve">[ PART </w:t>
-      </w:r>
-      <w:proofErr w:type="gramStart"/>
-      <w:r>
-        <w:t>II ]</w:t>
-      </w:r>
-      <w:proofErr w:type="gramEnd"/>
-      <w:r>
-        <w:t xml:space="preserve"> C</w:t>
-      </w:r>
-      <w:r>
-        <w:rPr>
-          <w:rFonts w:hint="eastAsia"/>
-        </w:rPr>
-        <w:t>PP</w:t>
-      </w:r>
-      <w:r>
-        <w:t xml:space="preserve"> Scheduler Implementation [</w:t>
-      </w:r>
-      <w:r>
-        <w:t>45</w:t>
-      </w:r>
-      <w:r>
-        <w:t>%]</w:t>
-      </w:r>
-    </w:p>
-    <w:p>
-      <w:pPr>
-        <w:pStyle w:val="2"/>
-        <w:numPr>
-          <w:ilvl w:val="0"/>
-          <w:numId w:val="2"/>
-        </w:numPr>
-      </w:pPr>
-      <w:r>
-        <w:t>Results of examples.</w:t>
-      </w:r>
-      <w:r>
-        <w:t xml:space="preserve"> </w:t>
-      </w:r>
-      <w:r>
-        <w:t>(</w:t>
-      </w:r>
-      <w:r>
-        <w:t>35</w:t>
-      </w:r>
-      <w:r>
-        <w:t>%)</w:t>
-      </w:r>
-    </w:p>
-    <w:p>
-      <w:pPr>
-        <w:pStyle w:val="a3"/>
-        <w:spacing w:before="360"/>
-      </w:pPr>
-      <w:r>
-        <w:t>Taskset 1:</w:t>
-      </w:r>
-    </w:p>
-    <w:p>
-      <w:pPr>
-        <w:jc w:val="center"/>
-      </w:pPr>
-      <w:r>
         <w:drawing>
-          <wp:inline distT="0" distB="0" distL="0" distR="0" wp14:anchorId="09DD785D" wp14:editId="3EB3873F">
-            <wp:extent cx="5274310" cy="6666865"/>
-            <wp:effectExtent l="0" t="0" r="2540" b="635"/>
-            <wp:docPr id="62" name="圖片 62"/>
+          <wp:inline distT="0" distB="0" distL="0" distR="0" wp14:anchorId="691D0ECA" wp14:editId="1956A249">
+            <wp:extent cx="5274310" cy="5130800"/>
+            <wp:effectExtent l="0" t="0" r="2540" b="0"/>
+            <wp:docPr id="80" name="圖片 80"/>
             <wp:cNvGraphicFramePr>
               <a:graphicFrameLocks xmlns:a="http://schemas.openxmlformats.org/drawingml/2006/main" noChangeAspect="1"/>
             </wp:cNvGraphicFramePr>
@@ -1459,7 +1421,7 @@
                   <pic:spPr>
                     <a:xfrm>
                       <a:off x="0" y="0"/>
-                      <a:ext cx="5274310" cy="6666865"/>
+                      <a:ext cx="5274310" cy="5130800"/>
                     </a:xfrm>
                     <a:prstGeom prst="rect">
                       <a:avLst/>
@@ -1474,26 +1436,82 @@
     </w:p>
     <w:p>
       <w:pPr>
+        <w:ind w:firstLine="480"/>
+      </w:pPr>
+      <w:r>
+        <w:br w:type="page"/>
+      </w:r>
+    </w:p>
+    <w:p>
+      <w:pPr>
+        <w:pStyle w:val="1"/>
+      </w:pPr>
+      <w:r>
+        <w:lastRenderedPageBreak/>
+        <w:t>[ PART II ] C</w:t>
+      </w:r>
+      <w:r>
+        <w:rPr>
+          <w:rFonts w:hint="eastAsia"/>
+        </w:rPr>
+        <w:t>PP</w:t>
+      </w:r>
+      <w:r>
+        <w:t xml:space="preserve"> Scheduler Implementation [</w:t>
+      </w:r>
+      <w:r>
+        <w:t>45</w:t>
+      </w:r>
+      <w:r>
+        <w:t>%]</w:t>
+      </w:r>
+    </w:p>
+    <w:p>
+      <w:pPr>
+        <w:pStyle w:val="2"/>
+        <w:numPr>
+          <w:ilvl w:val="0"/>
+          <w:numId w:val="2"/>
+        </w:numPr>
+      </w:pPr>
+      <w:r>
+        <w:t>Results of examples.</w:t>
+      </w:r>
+      <w:r>
+        <w:t xml:space="preserve"> </w:t>
+      </w:r>
+      <w:r>
+        <w:t>(</w:t>
+      </w:r>
+      <w:r>
+        <w:t>35</w:t>
+      </w:r>
+      <w:r>
+        <w:t>%)</w:t>
+      </w:r>
+    </w:p>
+    <w:p>
+      <w:pPr>
         <w:pStyle w:val="a3"/>
         <w:spacing w:before="360"/>
       </w:pPr>
       <w:r>
-        <w:lastRenderedPageBreak/>
-        <w:t>Taskset 2:</w:t>
-      </w:r>
-    </w:p>
-    <w:p>
-      <w:pPr>
-        <w:rPr>
-          <w:rFonts w:hint="eastAsia"/>
-        </w:rPr>
-      </w:pPr>
-      <w:r>
+        <w:t>Taskset 1:</w:t>
+      </w:r>
+    </w:p>
+    <w:p>
+      <w:pPr>
+        <w:jc w:val="center"/>
+      </w:pPr>
+      <w:r>
+        <w:rPr>
+          <w:noProof/>
+        </w:rPr>
         <w:drawing>
-          <wp:inline distT="0" distB="0" distL="0" distR="0" wp14:anchorId="18C22792" wp14:editId="2C0E880A">
-            <wp:extent cx="5274310" cy="4733925"/>
-            <wp:effectExtent l="0" t="0" r="2540" b="9525"/>
-            <wp:docPr id="61" name="圖片 61"/>
+          <wp:inline distT="0" distB="0" distL="0" distR="0" wp14:anchorId="09DD785D" wp14:editId="3EB3873F">
+            <wp:extent cx="5274310" cy="6666865"/>
+            <wp:effectExtent l="0" t="0" r="2540" b="635"/>
+            <wp:docPr id="62" name="圖片 62"/>
             <wp:cNvGraphicFramePr>
               <a:graphicFrameLocks xmlns:a="http://schemas.openxmlformats.org/drawingml/2006/main" noChangeAspect="1"/>
             </wp:cNvGraphicFramePr>
@@ -1513,7 +1531,7 @@
                   <pic:spPr>
                     <a:xfrm>
                       <a:off x="0" y="0"/>
-                      <a:ext cx="5274310" cy="4733925"/>
+                      <a:ext cx="5274310" cy="6666865"/>
                     </a:xfrm>
                     <a:prstGeom prst="rect">
                       <a:avLst/>
@@ -1528,91 +1546,24 @@
     </w:p>
     <w:p>
       <w:pPr>
-        <w:pStyle w:val="2"/>
-      </w:pPr>
-      <w:r>
-        <w:t>Description of implementation (10%)</w:t>
-      </w:r>
-    </w:p>
-    <w:p>
-      <w:pPr>
-        <w:rPr>
-          <w:rFonts w:hint="eastAsia"/>
-        </w:rPr>
-      </w:pPr>
-      <w:r>
-        <w:rPr>
-          <w:rFonts w:hint="eastAsia"/>
-        </w:rPr>
-        <w:t>首先，先在</w:t>
-      </w:r>
-      <w:proofErr w:type="spellStart"/>
-      <w:r>
-        <w:rPr>
-          <w:rFonts w:hint="eastAsia"/>
-        </w:rPr>
-        <w:t>ucosii.h</w:t>
-      </w:r>
-      <w:proofErr w:type="spellEnd"/>
-      <w:r>
-        <w:rPr>
-          <w:rFonts w:hint="eastAsia"/>
-        </w:rPr>
-        <w:t xml:space="preserve"> </w:t>
-      </w:r>
-      <w:r>
-        <w:rPr>
-          <w:rFonts w:hint="eastAsia"/>
-        </w:rPr>
-        <w:t>新增</w:t>
-      </w:r>
-      <w:r>
-        <w:rPr>
-          <w:rFonts w:hint="eastAsia"/>
-        </w:rPr>
-        <w:t xml:space="preserve"> locked Time , blocking time, </w:t>
-      </w:r>
-      <w:proofErr w:type="spellStart"/>
-      <w:r>
-        <w:rPr>
-          <w:rFonts w:hint="eastAsia"/>
-        </w:rPr>
-        <w:t>OSEvevnt</w:t>
-      </w:r>
-      <w:proofErr w:type="spellEnd"/>
-      <w:r>
-        <w:rPr>
-          <w:rFonts w:hint="eastAsia"/>
-        </w:rPr>
-        <w:t xml:space="preserve"> *R1,R2</w:t>
-      </w:r>
-      <w:r>
-        <w:t xml:space="preserve"> (Mutex)</w:t>
-      </w:r>
-      <w:r>
-        <w:rPr>
-          <w:rFonts w:hint="eastAsia"/>
-        </w:rPr>
-        <w:t xml:space="preserve"> </w:t>
-      </w:r>
-      <w:r>
-        <w:rPr>
-          <w:rFonts w:hint="eastAsia"/>
-        </w:rPr>
-        <w:t>等等資料欄位。</w:t>
-      </w:r>
-    </w:p>
-    <w:p>
-      <w:pPr>
-        <w:jc w:val="center"/>
+        <w:pStyle w:val="a3"/>
+        <w:spacing w:before="360"/>
       </w:pPr>
       <w:r>
         <w:lastRenderedPageBreak/>
+        <w:t>Taskset 2:</w:t>
+      </w:r>
+    </w:p>
+    <w:p>
+      <w:r>
+        <w:rPr>
+          <w:noProof/>
+        </w:rPr>
         <w:drawing>
-          <wp:inline distT="0" distB="0" distL="0" distR="0" wp14:anchorId="278CB75B" wp14:editId="5C62E923">
-            <wp:extent cx="2648320" cy="3772426"/>
-            <wp:effectExtent l="0" t="0" r="0" b="0"/>
-            <wp:docPr id="64" name="圖片 64"/>
+          <wp:inline distT="0" distB="0" distL="0" distR="0" wp14:anchorId="18C22792" wp14:editId="2C0E880A">
+            <wp:extent cx="5274310" cy="4733925"/>
+            <wp:effectExtent l="0" t="0" r="2540" b="9525"/>
+            <wp:docPr id="61" name="圖片 61"/>
             <wp:cNvGraphicFramePr>
               <a:graphicFrameLocks xmlns:a="http://schemas.openxmlformats.org/drawingml/2006/main" noChangeAspect="1"/>
             </wp:cNvGraphicFramePr>
@@ -1632,7 +1583,7 @@
                   <pic:spPr>
                     <a:xfrm>
                       <a:off x="0" y="0"/>
-                      <a:ext cx="2648320" cy="3772426"/>
+                      <a:ext cx="5274310" cy="4733925"/>
                     </a:xfrm>
                     <a:prstGeom prst="rect">
                       <a:avLst/>
@@ -1644,12 +1595,110 @@
           </wp:inline>
         </w:drawing>
       </w:r>
-      <w:r>
+    </w:p>
+    <w:p>
+      <w:pPr>
+        <w:pStyle w:val="2"/>
+      </w:pPr>
+      <w:r>
+        <w:t>Description of implementation (10%)</w:t>
+      </w:r>
+    </w:p>
+    <w:p>
+      <w:r>
+        <w:rPr>
+          <w:rFonts w:hint="eastAsia"/>
+        </w:rPr>
+        <w:t>基於</w:t>
+      </w:r>
+      <w:r>
+        <w:rPr>
+          <w:rFonts w:hint="eastAsia"/>
+        </w:rPr>
+        <w:t>RMS</w:t>
+      </w:r>
+      <w:r>
+        <w:rPr>
+          <w:rFonts w:hint="eastAsia"/>
+        </w:rPr>
+        <w:t>排程，</w:t>
+      </w:r>
+      <w:r>
+        <w:rPr>
+          <w:rFonts w:hint="eastAsia"/>
+        </w:rPr>
+        <w:t>首先，先在</w:t>
+      </w:r>
+      <w:proofErr w:type="spellStart"/>
+      <w:r>
+        <w:rPr>
+          <w:rFonts w:hint="eastAsia"/>
+        </w:rPr>
+        <w:t>ucosii.h</w:t>
+      </w:r>
+      <w:proofErr w:type="spellEnd"/>
+      <w:r>
+        <w:rPr>
+          <w:rFonts w:hint="eastAsia"/>
+        </w:rPr>
+        <w:t xml:space="preserve"> </w:t>
+      </w:r>
+      <w:r>
+        <w:rPr>
+          <w:rFonts w:hint="eastAsia"/>
+        </w:rPr>
+        <w:t>新增</w:t>
+      </w:r>
+      <w:r>
+        <w:rPr>
+          <w:rFonts w:hint="eastAsia"/>
+        </w:rPr>
+        <w:t xml:space="preserve"> locked Time , blocking time, </w:t>
+      </w:r>
+      <w:proofErr w:type="spellStart"/>
+      <w:r>
+        <w:rPr>
+          <w:rFonts w:hint="eastAsia"/>
+        </w:rPr>
+        <w:t>OSEvevnt</w:t>
+      </w:r>
+      <w:proofErr w:type="spellEnd"/>
+      <w:r>
+        <w:rPr>
+          <w:rFonts w:hint="eastAsia"/>
+        </w:rPr>
+        <w:t xml:space="preserve"> *R1,R2</w:t>
+      </w:r>
+      <w:r>
+        <w:t xml:space="preserve"> (Mutex)</w:t>
+      </w:r>
+      <w:r>
+        <w:rPr>
+          <w:rFonts w:hint="eastAsia"/>
+        </w:rPr>
+        <w:t xml:space="preserve"> </w:t>
+      </w:r>
+      <w:r>
+        <w:rPr>
+          <w:rFonts w:hint="eastAsia"/>
+        </w:rPr>
+        <w:t>等等資料欄位。</w:t>
+      </w:r>
+    </w:p>
+    <w:p>
+      <w:pPr>
+        <w:jc w:val="center"/>
+      </w:pPr>
+      <w:r>
+        <w:rPr>
+          <w:noProof/>
+        </w:rPr>
+        <w:lastRenderedPageBreak/>
         <w:drawing>
-          <wp:inline distT="0" distB="0" distL="0" distR="0" wp14:anchorId="1FF2F37B" wp14:editId="46738A21">
-            <wp:extent cx="2133898" cy="847843"/>
-            <wp:effectExtent l="0" t="0" r="0" b="9525"/>
-            <wp:docPr id="65" name="圖片 65"/>
+          <wp:inline distT="0" distB="0" distL="0" distR="0" wp14:anchorId="278CB75B" wp14:editId="5C62E923">
+            <wp:extent cx="2648320" cy="3772426"/>
+            <wp:effectExtent l="0" t="0" r="0" b="0"/>
+            <wp:docPr id="64" name="圖片 64"/>
             <wp:cNvGraphicFramePr>
               <a:graphicFrameLocks xmlns:a="http://schemas.openxmlformats.org/drawingml/2006/main" noChangeAspect="1"/>
             </wp:cNvGraphicFramePr>
@@ -1669,7 +1718,7 @@
                   <pic:spPr>
                     <a:xfrm>
                       <a:off x="0" y="0"/>
-                      <a:ext cx="2133898" cy="847843"/>
+                      <a:ext cx="2648320" cy="3772426"/>
                     </a:xfrm>
                     <a:prstGeom prst="rect">
                       <a:avLst/>
@@ -1681,17 +1730,15 @@
           </wp:inline>
         </w:drawing>
       </w:r>
-    </w:p>
-    <w:p>
-      <w:pPr>
-        <w:jc w:val="center"/>
-      </w:pPr>
-      <w:r>
+      <w:r>
+        <w:rPr>
+          <w:noProof/>
+        </w:rPr>
         <w:drawing>
-          <wp:inline distT="0" distB="0" distL="0" distR="0" wp14:anchorId="30B54DA1" wp14:editId="366FF234">
-            <wp:extent cx="4706007" cy="1962424"/>
-            <wp:effectExtent l="0" t="0" r="0" b="0"/>
-            <wp:docPr id="67" name="圖片 67"/>
+          <wp:inline distT="0" distB="0" distL="0" distR="0" wp14:anchorId="1FF2F37B" wp14:editId="46738A21">
+            <wp:extent cx="2133898" cy="847843"/>
+            <wp:effectExtent l="0" t="0" r="0" b="9525"/>
+            <wp:docPr id="65" name="圖片 65"/>
             <wp:cNvGraphicFramePr>
               <a:graphicFrameLocks xmlns:a="http://schemas.openxmlformats.org/drawingml/2006/main" noChangeAspect="1"/>
             </wp:cNvGraphicFramePr>
@@ -1711,7 +1758,7 @@
                   <pic:spPr>
                     <a:xfrm>
                       <a:off x="0" y="0"/>
-                      <a:ext cx="4706007" cy="1962424"/>
+                      <a:ext cx="2133898" cy="847843"/>
                     </a:xfrm>
                     <a:prstGeom prst="rect">
                       <a:avLst/>
@@ -1725,52 +1772,18 @@
       </w:r>
     </w:p>
     <w:p>
-      <w:r>
-        <w:rPr>
-          <w:rFonts w:hint="eastAsia"/>
-        </w:rPr>
-        <w:t>並且在</w:t>
-      </w:r>
-      <w:proofErr w:type="spellStart"/>
-      <w:r>
-        <w:rPr>
-          <w:rFonts w:hint="eastAsia"/>
-        </w:rPr>
-        <w:t>main.c</w:t>
-      </w:r>
-      <w:proofErr w:type="spellEnd"/>
-      <w:r>
-        <w:rPr>
-          <w:rFonts w:hint="eastAsia"/>
-        </w:rPr>
-        <w:t xml:space="preserve"> </w:t>
-      </w:r>
-      <w:r>
-        <w:rPr>
-          <w:rFonts w:hint="eastAsia"/>
-        </w:rPr>
-        <w:t>create Mutex</w:t>
-      </w:r>
-      <w:r>
-        <w:rPr>
-          <w:rFonts w:hint="eastAsia"/>
-        </w:rPr>
-        <w:t>：</w:t>
-      </w:r>
-    </w:p>
-    <w:p>
       <w:pPr>
         <w:jc w:val="center"/>
-        <w:rPr>
-          <w:rFonts w:hint="eastAsia"/>
-        </w:rPr>
-      </w:pPr>
-      <w:r>
+      </w:pPr>
+      <w:r>
+        <w:rPr>
+          <w:noProof/>
+        </w:rPr>
         <w:drawing>
-          <wp:inline distT="0" distB="0" distL="0" distR="0" wp14:anchorId="5068D51E" wp14:editId="60C4C5E0">
-            <wp:extent cx="3839111" cy="1162212"/>
-            <wp:effectExtent l="0" t="0" r="9525" b="0"/>
-            <wp:docPr id="75" name="圖片 75"/>
+          <wp:inline distT="0" distB="0" distL="0" distR="0" wp14:anchorId="30B54DA1" wp14:editId="366FF234">
+            <wp:extent cx="4706007" cy="1962424"/>
+            <wp:effectExtent l="0" t="0" r="0" b="0"/>
+            <wp:docPr id="67" name="圖片 67"/>
             <wp:cNvGraphicFramePr>
               <a:graphicFrameLocks xmlns:a="http://schemas.openxmlformats.org/drawingml/2006/main" noChangeAspect="1"/>
             </wp:cNvGraphicFramePr>
@@ -1790,7 +1803,7 @@
                   <pic:spPr>
                     <a:xfrm>
                       <a:off x="0" y="0"/>
-                      <a:ext cx="3839111" cy="1162212"/>
+                      <a:ext cx="4706007" cy="1962424"/>
                     </a:xfrm>
                     <a:prstGeom prst="rect">
                       <a:avLst/>
@@ -1808,14 +1821,14 @@
         <w:rPr>
           <w:rFonts w:hint="eastAsia"/>
         </w:rPr>
-        <w:t>修改</w:t>
+        <w:t>並且在</w:t>
       </w:r>
       <w:proofErr w:type="spellStart"/>
       <w:r>
         <w:rPr>
           <w:rFonts w:hint="eastAsia"/>
         </w:rPr>
-        <w:t>OSTCBInit</w:t>
+        <w:t>main.c</w:t>
       </w:r>
       <w:proofErr w:type="spellEnd"/>
       <w:r>
@@ -1828,7 +1841,13 @@
         <w:rPr>
           <w:rFonts w:hint="eastAsia"/>
         </w:rPr>
-        <w:t>以支援新的資料欄位。</w:t>
+        <w:t>create Mutex</w:t>
+      </w:r>
+      <w:r>
+        <w:rPr>
+          <w:rFonts w:hint="eastAsia"/>
+        </w:rPr>
+        <w:t>：</w:t>
       </w:r>
     </w:p>
     <w:p>
@@ -1836,12 +1855,14 @@
         <w:jc w:val="center"/>
       </w:pPr>
       <w:r>
-        <w:lastRenderedPageBreak/>
+        <w:rPr>
+          <w:noProof/>
+        </w:rPr>
         <w:drawing>
-          <wp:inline distT="0" distB="0" distL="0" distR="0" wp14:anchorId="6D8370E9" wp14:editId="035E81C0">
-            <wp:extent cx="3533775" cy="3137269"/>
-            <wp:effectExtent l="0" t="0" r="0" b="6350"/>
-            <wp:docPr id="66" name="圖片 66"/>
+          <wp:inline distT="0" distB="0" distL="0" distR="0" wp14:anchorId="5068D51E" wp14:editId="60C4C5E0">
+            <wp:extent cx="3839111" cy="1162212"/>
+            <wp:effectExtent l="0" t="0" r="9525" b="0"/>
+            <wp:docPr id="75" name="圖片 75"/>
             <wp:cNvGraphicFramePr>
               <a:graphicFrameLocks xmlns:a="http://schemas.openxmlformats.org/drawingml/2006/main" noChangeAspect="1"/>
             </wp:cNvGraphicFramePr>
@@ -1861,7 +1882,7 @@
                   <pic:spPr>
                     <a:xfrm>
                       <a:off x="0" y="0"/>
-                      <a:ext cx="3540738" cy="3143451"/>
+                      <a:ext cx="3839111" cy="1162212"/>
                     </a:xfrm>
                     <a:prstGeom prst="rect">
                       <a:avLst/>
@@ -1875,23 +1896,18 @@
       </w:r>
     </w:p>
     <w:p>
-      <w:pPr>
-        <w:rPr>
-          <w:rFonts w:hint="eastAsia"/>
-        </w:rPr>
-      </w:pPr>
-      <w:r>
-        <w:rPr>
-          <w:rFonts w:hint="eastAsia"/>
-        </w:rPr>
-        <w:t>接著，因為我想在</w:t>
+      <w:r>
+        <w:rPr>
+          <w:rFonts w:hint="eastAsia"/>
+        </w:rPr>
+        <w:t>修改</w:t>
       </w:r>
       <w:proofErr w:type="spellStart"/>
       <w:r>
         <w:rPr>
           <w:rFonts w:hint="eastAsia"/>
         </w:rPr>
-        <w:t>TimeTick</w:t>
+        <w:t>OSTCBInit</w:t>
       </w:r>
       <w:proofErr w:type="spellEnd"/>
       <w:r>
@@ -1904,102 +1920,7 @@
         <w:rPr>
           <w:rFonts w:hint="eastAsia"/>
         </w:rPr>
-        <w:t>完成控制邏輯，所以新增</w:t>
-      </w:r>
-      <w:proofErr w:type="spellStart"/>
-      <w:r>
-        <w:rPr>
-          <w:rFonts w:hint="eastAsia"/>
-        </w:rPr>
-        <w:t>OSMutexAccept</w:t>
-      </w:r>
-      <w:proofErr w:type="spellEnd"/>
-      <w:r>
-        <w:rPr>
-          <w:rFonts w:hint="eastAsia"/>
-        </w:rPr>
-        <w:t>, pend ,post</w:t>
-      </w:r>
-      <w:r>
-        <w:t xml:space="preserve"> </w:t>
-      </w:r>
-      <w:r>
-        <w:rPr>
-          <w:rFonts w:hint="eastAsia"/>
-        </w:rPr>
-        <w:t>以在</w:t>
-      </w:r>
-      <w:r>
-        <w:rPr>
-          <w:rFonts w:hint="eastAsia"/>
-        </w:rPr>
-        <w:t>ISR</w:t>
-      </w:r>
-      <w:r>
-        <w:rPr>
-          <w:rFonts w:hint="eastAsia"/>
-        </w:rPr>
-        <w:t>使用</w:t>
-      </w:r>
-      <w:r>
-        <w:rPr>
-          <w:rFonts w:hint="eastAsia"/>
-        </w:rPr>
-        <w:t>mutex</w:t>
-      </w:r>
-      <w:r>
-        <w:rPr>
-          <w:rFonts w:hint="eastAsia"/>
-        </w:rPr>
-        <w:t>。</w:t>
-      </w:r>
-      <w:r>
-        <w:rPr>
-          <w:rFonts w:hint="eastAsia"/>
-        </w:rPr>
-        <w:t xml:space="preserve"> Mutex </w:t>
-      </w:r>
-      <w:r>
-        <w:rPr>
-          <w:rFonts w:hint="eastAsia"/>
-        </w:rPr>
-        <w:t>使用</w:t>
-      </w:r>
-      <w:r>
-        <w:rPr>
-          <w:rFonts w:hint="eastAsia"/>
-        </w:rPr>
-        <w:t>PCP</w:t>
-      </w:r>
-      <w:r>
-        <w:rPr>
-          <w:rFonts w:hint="eastAsia"/>
-        </w:rPr>
-        <w:t>機制，即只有最高優先權且要使用此資源的</w:t>
-      </w:r>
-      <w:r>
-        <w:rPr>
-          <w:rFonts w:hint="eastAsia"/>
-        </w:rPr>
-        <w:t>task</w:t>
-      </w:r>
-      <w:r>
-        <w:rPr>
-          <w:rFonts w:hint="eastAsia"/>
-        </w:rPr>
-        <w:t>能鎖住</w:t>
-      </w:r>
-      <w:r>
-        <w:rPr>
-          <w:rFonts w:hint="eastAsia"/>
-        </w:rPr>
-        <w:t>mutex</w:t>
-      </w:r>
-      <w:r>
-        <w:rPr>
-          <w:rFonts w:hint="eastAsia"/>
-        </w:rPr>
-        <w:t>。</w:t>
+        <w:t>以支援新的資料欄位。</w:t>
       </w:r>
     </w:p>
     <w:p>
@@ -2007,11 +1928,15 @@
         <w:jc w:val="center"/>
       </w:pPr>
       <w:r>
+        <w:rPr>
+          <w:noProof/>
+        </w:rPr>
+        <w:lastRenderedPageBreak/>
         <w:drawing>
-          <wp:inline distT="0" distB="0" distL="0" distR="0" wp14:anchorId="37DB425D" wp14:editId="6312DA8E">
-            <wp:extent cx="3219165" cy="4391025"/>
-            <wp:effectExtent l="0" t="0" r="635" b="0"/>
-            <wp:docPr id="69" name="圖片 69"/>
+          <wp:inline distT="0" distB="0" distL="0" distR="0" wp14:anchorId="6D8370E9" wp14:editId="035E81C0">
+            <wp:extent cx="3533775" cy="3137269"/>
+            <wp:effectExtent l="0" t="0" r="0" b="6350"/>
+            <wp:docPr id="66" name="圖片 66"/>
             <wp:cNvGraphicFramePr>
               <a:graphicFrameLocks xmlns:a="http://schemas.openxmlformats.org/drawingml/2006/main" noChangeAspect="1"/>
             </wp:cNvGraphicFramePr>
@@ -2031,7 +1956,7 @@
                   <pic:spPr>
                     <a:xfrm>
                       <a:off x="0" y="0"/>
-                      <a:ext cx="3225073" cy="4399083"/>
+                      <a:ext cx="3540738" cy="3143451"/>
                     </a:xfrm>
                     <a:prstGeom prst="rect">
                       <a:avLst/>
@@ -2045,19 +1970,141 @@
       </w:r>
     </w:p>
     <w:p>
+      <w:r>
+        <w:rPr>
+          <w:rFonts w:hint="eastAsia"/>
+        </w:rPr>
+        <w:t>接著，因為我想在</w:t>
+      </w:r>
+      <w:proofErr w:type="spellStart"/>
+      <w:r>
+        <w:rPr>
+          <w:rFonts w:hint="eastAsia"/>
+        </w:rPr>
+        <w:t>TimeTick</w:t>
+      </w:r>
+      <w:proofErr w:type="spellEnd"/>
+      <w:r>
+        <w:rPr>
+          <w:rFonts w:hint="eastAsia"/>
+        </w:rPr>
+        <w:t xml:space="preserve"> </w:t>
+      </w:r>
+      <w:r>
+        <w:rPr>
+          <w:rFonts w:hint="eastAsia"/>
+        </w:rPr>
+        <w:t>完成控制邏輯，所以新增</w:t>
+      </w:r>
+      <w:proofErr w:type="spellStart"/>
+      <w:r>
+        <w:rPr>
+          <w:rFonts w:hint="eastAsia"/>
+        </w:rPr>
+        <w:t>OSMutexAccept</w:t>
+      </w:r>
+      <w:proofErr w:type="spellEnd"/>
+      <w:r>
+        <w:rPr>
+          <w:rFonts w:hint="eastAsia"/>
+        </w:rPr>
+        <w:t>, pend ,post</w:t>
+      </w:r>
+      <w:r>
+        <w:t xml:space="preserve"> </w:t>
+      </w:r>
+      <w:r>
+        <w:rPr>
+          <w:rFonts w:hint="eastAsia"/>
+        </w:rPr>
+        <w:t>以在</w:t>
+      </w:r>
+      <w:r>
+        <w:rPr>
+          <w:rFonts w:hint="eastAsia"/>
+        </w:rPr>
+        <w:t>ISR</w:t>
+      </w:r>
+      <w:r>
+        <w:rPr>
+          <w:rFonts w:hint="eastAsia"/>
+        </w:rPr>
+        <w:t>使用</w:t>
+      </w:r>
+      <w:r>
+        <w:rPr>
+          <w:rFonts w:hint="eastAsia"/>
+        </w:rPr>
+        <w:t>mutex</w:t>
+      </w:r>
+      <w:r>
+        <w:rPr>
+          <w:rFonts w:hint="eastAsia"/>
+        </w:rPr>
+        <w:t>。</w:t>
+      </w:r>
+      <w:r>
+        <w:rPr>
+          <w:rFonts w:hint="eastAsia"/>
+        </w:rPr>
+        <w:t xml:space="preserve"> Mutex </w:t>
+      </w:r>
+      <w:r>
+        <w:rPr>
+          <w:rFonts w:hint="eastAsia"/>
+        </w:rPr>
+        <w:t>使用</w:t>
+      </w:r>
+      <w:r>
+        <w:rPr>
+          <w:rFonts w:hint="eastAsia"/>
+        </w:rPr>
+        <w:t>PCP</w:t>
+      </w:r>
+      <w:r>
+        <w:rPr>
+          <w:rFonts w:hint="eastAsia"/>
+        </w:rPr>
+        <w:t>機制，即只有最高優先權且要使用此資源的</w:t>
+      </w:r>
+      <w:r>
+        <w:rPr>
+          <w:rFonts w:hint="eastAsia"/>
+        </w:rPr>
+        <w:t>task</w:t>
+      </w:r>
+      <w:r>
+        <w:rPr>
+          <w:rFonts w:hint="eastAsia"/>
+        </w:rPr>
+        <w:t>能鎖住</w:t>
+      </w:r>
+      <w:r>
+        <w:rPr>
+          <w:rFonts w:hint="eastAsia"/>
+        </w:rPr>
+        <w:t>mutex</w:t>
+      </w:r>
+      <w:r>
+        <w:rPr>
+          <w:rFonts w:hint="eastAsia"/>
+        </w:rPr>
+        <w:t>。</w:t>
+      </w:r>
+    </w:p>
+    <w:p>
       <w:pPr>
         <w:jc w:val="center"/>
-        <w:rPr>
-          <w:rFonts w:hint="eastAsia"/>
-        </w:rPr>
-      </w:pPr>
-      <w:r>
-        <w:lastRenderedPageBreak/>
+      </w:pPr>
+      <w:r>
+        <w:rPr>
+          <w:noProof/>
+        </w:rPr>
         <w:drawing>
-          <wp:inline distT="0" distB="0" distL="0" distR="0" wp14:anchorId="5A6A48D9" wp14:editId="55B29AE2">
-            <wp:extent cx="3464840" cy="3733800"/>
-            <wp:effectExtent l="0" t="0" r="2540" b="0"/>
-            <wp:docPr id="70" name="圖片 70"/>
+          <wp:inline distT="0" distB="0" distL="0" distR="0" wp14:anchorId="37DB425D" wp14:editId="6312DA8E">
+            <wp:extent cx="3219165" cy="4391025"/>
+            <wp:effectExtent l="0" t="0" r="635" b="0"/>
+            <wp:docPr id="69" name="圖片 69"/>
             <wp:cNvGraphicFramePr>
               <a:graphicFrameLocks xmlns:a="http://schemas.openxmlformats.org/drawingml/2006/main" noChangeAspect="1"/>
             </wp:cNvGraphicFramePr>
@@ -2077,7 +2124,7 @@
                   <pic:spPr>
                     <a:xfrm>
                       <a:off x="0" y="0"/>
-                      <a:ext cx="3471877" cy="3741383"/>
+                      <a:ext cx="3225073" cy="4399083"/>
                     </a:xfrm>
                     <a:prstGeom prst="rect">
                       <a:avLst/>
@@ -2095,11 +2142,15 @@
         <w:jc w:val="center"/>
       </w:pPr>
       <w:r>
+        <w:rPr>
+          <w:noProof/>
+        </w:rPr>
+        <w:lastRenderedPageBreak/>
         <w:drawing>
-          <wp:inline distT="0" distB="0" distL="0" distR="0" wp14:anchorId="4E99E732" wp14:editId="42970B32">
-            <wp:extent cx="3132667" cy="4081959"/>
-            <wp:effectExtent l="0" t="0" r="0" b="0"/>
-            <wp:docPr id="68" name="圖片 68"/>
+          <wp:inline distT="0" distB="0" distL="0" distR="0" wp14:anchorId="5A6A48D9" wp14:editId="55B29AE2">
+            <wp:extent cx="3464840" cy="3733800"/>
+            <wp:effectExtent l="0" t="0" r="2540" b="0"/>
+            <wp:docPr id="70" name="圖片 70"/>
             <wp:cNvGraphicFramePr>
               <a:graphicFrameLocks xmlns:a="http://schemas.openxmlformats.org/drawingml/2006/main" noChangeAspect="1"/>
             </wp:cNvGraphicFramePr>
@@ -2119,7 +2170,7 @@
                   <pic:spPr>
                     <a:xfrm>
                       <a:off x="0" y="0"/>
-                      <a:ext cx="3140379" cy="4092007"/>
+                      <a:ext cx="3471877" cy="3741383"/>
                     </a:xfrm>
                     <a:prstGeom prst="rect">
                       <a:avLst/>
@@ -2134,96 +2185,17 @@
     </w:p>
     <w:p>
       <w:pPr>
-        <w:rPr>
-          <w:rFonts w:hint="eastAsia"/>
-        </w:rPr>
-      </w:pPr>
-      <w:r>
-        <w:rPr>
-          <w:rFonts w:hint="eastAsia"/>
-        </w:rPr>
-        <w:t>使用</w:t>
-      </w:r>
-      <w:proofErr w:type="spellStart"/>
-      <w:r>
-        <w:rPr>
-          <w:rFonts w:hint="eastAsia"/>
-        </w:rPr>
-        <w:t>resource_manger</w:t>
-      </w:r>
-      <w:proofErr w:type="spellEnd"/>
-      <w:r>
-        <w:rPr>
-          <w:rFonts w:hint="eastAsia"/>
-        </w:rPr>
-        <w:t xml:space="preserve">() </w:t>
-      </w:r>
-      <w:r>
-        <w:rPr>
-          <w:rFonts w:hint="eastAsia"/>
-        </w:rPr>
-        <w:t>讓</w:t>
-      </w:r>
-      <w:r>
-        <w:rPr>
-          <w:rFonts w:hint="eastAsia"/>
-        </w:rPr>
-        <w:t>task</w:t>
-      </w:r>
-      <w:r>
-        <w:rPr>
-          <w:rFonts w:hint="eastAsia"/>
-        </w:rPr>
-        <w:t>需要</w:t>
-      </w:r>
-      <w:r>
-        <w:rPr>
-          <w:rFonts w:hint="eastAsia"/>
-        </w:rPr>
-        <w:t>或要釋放</w:t>
-      </w:r>
-      <w:r>
-        <w:rPr>
-          <w:rFonts w:hint="eastAsia"/>
-        </w:rPr>
-        <w:t>資源時，</w:t>
-      </w:r>
-      <w:r>
-        <w:rPr>
-          <w:rFonts w:hint="eastAsia"/>
-        </w:rPr>
-        <w:t xml:space="preserve">lock </w:t>
-      </w:r>
-      <w:r>
-        <w:rPr>
-          <w:rFonts w:hint="eastAsia"/>
-        </w:rPr>
-        <w:t>或</w:t>
-      </w:r>
-      <w:r>
-        <w:rPr>
-          <w:rFonts w:hint="eastAsia"/>
-        </w:rPr>
-        <w:t>unlock resource</w:t>
-      </w:r>
-      <w:r>
-        <w:rPr>
-          <w:rFonts w:hint="eastAsia"/>
-        </w:rPr>
-        <w:t>。</w:t>
-      </w:r>
-    </w:p>
-    <w:p>
-      <w:pPr>
         <w:jc w:val="center"/>
       </w:pPr>
       <w:r>
-        <w:lastRenderedPageBreak/>
+        <w:rPr>
+          <w:noProof/>
+        </w:rPr>
         <w:drawing>
-          <wp:inline distT="0" distB="0" distL="0" distR="0" wp14:anchorId="564FEA55" wp14:editId="256230B0">
-            <wp:extent cx="5274310" cy="4578350"/>
-            <wp:effectExtent l="0" t="0" r="2540" b="0"/>
-            <wp:docPr id="71" name="圖片 71"/>
+          <wp:inline distT="0" distB="0" distL="0" distR="0" wp14:anchorId="4E99E732" wp14:editId="42970B32">
+            <wp:extent cx="3132667" cy="4081959"/>
+            <wp:effectExtent l="0" t="0" r="0" b="0"/>
+            <wp:docPr id="68" name="圖片 68"/>
             <wp:cNvGraphicFramePr>
               <a:graphicFrameLocks xmlns:a="http://schemas.openxmlformats.org/drawingml/2006/main" noChangeAspect="1"/>
             </wp:cNvGraphicFramePr>
@@ -2243,7 +2215,7 @@
                   <pic:spPr>
                     <a:xfrm>
                       <a:off x="0" y="0"/>
-                      <a:ext cx="5274310" cy="4578350"/>
+                      <a:ext cx="3140379" cy="4092007"/>
                     </a:xfrm>
                     <a:prstGeom prst="rect">
                       <a:avLst/>
@@ -2255,12 +2227,97 @@
           </wp:inline>
         </w:drawing>
       </w:r>
-      <w:r>
+    </w:p>
+    <w:p>
+      <w:r>
+        <w:rPr>
+          <w:rFonts w:hint="eastAsia"/>
+        </w:rPr>
+        <w:t>使用</w:t>
+      </w:r>
+      <w:proofErr w:type="spellStart"/>
+      <w:r>
+        <w:rPr>
+          <w:rFonts w:hint="eastAsia"/>
+        </w:rPr>
+        <w:t>resource_manger</w:t>
+      </w:r>
+      <w:proofErr w:type="spellEnd"/>
+      <w:r>
+        <w:rPr>
+          <w:rFonts w:hint="eastAsia"/>
+        </w:rPr>
+        <w:t xml:space="preserve">() </w:t>
+      </w:r>
+      <w:r>
+        <w:rPr>
+          <w:rFonts w:hint="eastAsia"/>
+        </w:rPr>
+        <w:t>讓</w:t>
+      </w:r>
+      <w:r>
+        <w:rPr>
+          <w:rFonts w:hint="eastAsia"/>
+        </w:rPr>
+        <w:t>task</w:t>
+      </w:r>
+      <w:r>
+        <w:rPr>
+          <w:rFonts w:hint="eastAsia"/>
+        </w:rPr>
+        <w:t>需要</w:t>
+      </w:r>
+      <w:r>
+        <w:rPr>
+          <w:rFonts w:hint="eastAsia"/>
+        </w:rPr>
+        <w:t>或要釋放</w:t>
+      </w:r>
+      <w:r>
+        <w:rPr>
+          <w:rFonts w:hint="eastAsia"/>
+        </w:rPr>
+        <w:t>資源時，</w:t>
+      </w:r>
+      <w:r>
+        <w:rPr>
+          <w:rFonts w:hint="eastAsia"/>
+        </w:rPr>
+        <w:t xml:space="preserve">lock </w:t>
+      </w:r>
+      <w:r>
+        <w:rPr>
+          <w:rFonts w:hint="eastAsia"/>
+        </w:rPr>
+        <w:t>或</w:t>
+      </w:r>
+      <w:r>
+        <w:rPr>
+          <w:rFonts w:hint="eastAsia"/>
+        </w:rPr>
+        <w:t>unlock resource</w:t>
+      </w:r>
+      <w:r>
+        <w:rPr>
+          <w:rFonts w:hint="eastAsia"/>
+        </w:rPr>
+        <w:t>。</w:t>
+      </w:r>
+    </w:p>
+    <w:p>
+      <w:pPr>
+        <w:jc w:val="center"/>
+      </w:pPr>
+      <w:r>
+        <w:rPr>
+          <w:noProof/>
+        </w:rPr>
+        <w:lastRenderedPageBreak/>
         <w:drawing>
-          <wp:inline distT="0" distB="0" distL="0" distR="0" wp14:anchorId="1BC0A9F4" wp14:editId="370A117B">
-            <wp:extent cx="5274310" cy="3989070"/>
+          <wp:inline distT="0" distB="0" distL="0" distR="0" wp14:anchorId="564FEA55" wp14:editId="256230B0">
+            <wp:extent cx="5274310" cy="4578350"/>
             <wp:effectExtent l="0" t="0" r="2540" b="0"/>
-            <wp:docPr id="72" name="圖片 72"/>
+            <wp:docPr id="71" name="圖片 71"/>
             <wp:cNvGraphicFramePr>
               <a:graphicFrameLocks xmlns:a="http://schemas.openxmlformats.org/drawingml/2006/main" noChangeAspect="1"/>
             </wp:cNvGraphicFramePr>
@@ -2280,7 +2337,7 @@
                   <pic:spPr>
                     <a:xfrm>
                       <a:off x="0" y="0"/>
-                      <a:ext cx="5274310" cy="3989070"/>
+                      <a:ext cx="5274310" cy="4578350"/>
                     </a:xfrm>
                     <a:prstGeom prst="rect">
                       <a:avLst/>
@@ -2292,135 +2349,15 @@
           </wp:inline>
         </w:drawing>
       </w:r>
-    </w:p>
-    <w:p>
-      <w:pPr>
-        <w:rPr>
-          <w:rFonts w:hint="eastAsia"/>
-        </w:rPr>
-      </w:pPr>
-      <w:r>
-        <w:rPr>
-          <w:rFonts w:hint="eastAsia"/>
-        </w:rPr>
-        <w:lastRenderedPageBreak/>
-        <w:t>在遍</w:t>
-      </w:r>
-      <w:r>
-        <w:rPr>
-          <w:rFonts w:hint="eastAsia"/>
-        </w:rPr>
-        <w:t>歷</w:t>
-      </w:r>
-      <w:proofErr w:type="spellStart"/>
-      <w:r>
-        <w:rPr>
-          <w:rFonts w:hint="eastAsia"/>
-        </w:rPr>
-        <w:t>OSTCBList</w:t>
-      </w:r>
-      <w:proofErr w:type="spellEnd"/>
-      <w:r>
-        <w:rPr>
-          <w:rFonts w:hint="eastAsia"/>
-        </w:rPr>
-        <w:t>時，呼叫</w:t>
-      </w:r>
-      <w:proofErr w:type="spellStart"/>
-      <w:r>
-        <w:rPr>
-          <w:rFonts w:hint="eastAsia"/>
-        </w:rPr>
-        <w:t>rescouce_manage</w:t>
-      </w:r>
-      <w:proofErr w:type="spellEnd"/>
-      <w:r>
-        <w:rPr>
-          <w:rFonts w:hint="eastAsia"/>
-        </w:rPr>
-        <w:t xml:space="preserve"> </w:t>
-      </w:r>
-      <w:r>
-        <w:rPr>
-          <w:rFonts w:hint="eastAsia"/>
-        </w:rPr>
-        <w:t>管理</w:t>
-      </w:r>
-      <w:r>
-        <w:rPr>
-          <w:rFonts w:hint="eastAsia"/>
-        </w:rPr>
-        <w:t>R1,R2</w:t>
-      </w:r>
-      <w:r>
-        <w:rPr>
-          <w:rFonts w:hint="eastAsia"/>
-        </w:rPr>
-        <w:t>。</w:t>
-      </w:r>
-      <w:r>
-        <w:rPr>
-          <w:rFonts w:hint="eastAsia"/>
-        </w:rPr>
-        <w:t>然後判斷</w:t>
-      </w:r>
-      <w:r>
-        <w:rPr>
-          <w:rFonts w:hint="eastAsia"/>
-        </w:rPr>
-        <w:t>blocked Time</w:t>
-      </w:r>
-      <w:r>
-        <w:rPr>
-          <w:rFonts w:hint="eastAsia"/>
-        </w:rPr>
-        <w:t>，如果有高優先權要跑卻</w:t>
-      </w:r>
-      <w:proofErr w:type="gramStart"/>
-      <w:r>
-        <w:rPr>
-          <w:rFonts w:hint="eastAsia"/>
-        </w:rPr>
-        <w:t>不能跑時</w:t>
-      </w:r>
-      <w:proofErr w:type="gramEnd"/>
-      <w:r>
-        <w:rPr>
-          <w:rFonts w:hint="eastAsia"/>
-        </w:rPr>
-        <w:t>，</w:t>
-      </w:r>
-      <w:proofErr w:type="spellStart"/>
-      <w:r>
-        <w:rPr>
-          <w:rFonts w:hint="eastAsia"/>
-        </w:rPr>
-        <w:t>blockedTime</w:t>
-      </w:r>
-      <w:proofErr w:type="spellEnd"/>
-      <w:r>
-        <w:rPr>
-          <w:rFonts w:hint="eastAsia"/>
-        </w:rPr>
-        <w:t xml:space="preserve"> ++</w:t>
-      </w:r>
-      <w:r>
-        <w:rPr>
-          <w:rFonts w:hint="eastAsia"/>
-        </w:rPr>
-        <w:t>。</w:t>
-      </w:r>
-    </w:p>
-    <w:p>
-      <w:pPr>
-        <w:jc w:val="center"/>
-      </w:pPr>
-      <w:r>
+      <w:r>
+        <w:rPr>
+          <w:noProof/>
+        </w:rPr>
         <w:drawing>
-          <wp:inline distT="0" distB="0" distL="0" distR="0" wp14:anchorId="48368986" wp14:editId="07B8660D">
-            <wp:extent cx="5274310" cy="4062095"/>
+          <wp:inline distT="0" distB="0" distL="0" distR="0" wp14:anchorId="1BC0A9F4" wp14:editId="370A117B">
+            <wp:extent cx="5274310" cy="3989070"/>
             <wp:effectExtent l="0" t="0" r="2540" b="0"/>
-            <wp:docPr id="73" name="圖片 73"/>
+            <wp:docPr id="72" name="圖片 72"/>
             <wp:cNvGraphicFramePr>
               <a:graphicFrameLocks xmlns:a="http://schemas.openxmlformats.org/drawingml/2006/main" noChangeAspect="1"/>
             </wp:cNvGraphicFramePr>
@@ -2440,7 +2377,7 @@
                   <pic:spPr>
                     <a:xfrm>
                       <a:off x="0" y="0"/>
-                      <a:ext cx="5274310" cy="4062095"/>
+                      <a:ext cx="5274310" cy="3989070"/>
                     </a:xfrm>
                     <a:prstGeom prst="rect">
                       <a:avLst/>
@@ -2454,84 +2391,102 @@
       </w:r>
     </w:p>
     <w:p>
-      <w:pPr>
-        <w:rPr>
-          <w:rFonts w:hint="eastAsia"/>
-        </w:rPr>
-      </w:pPr>
-      <w:r>
-        <w:rPr>
-          <w:rFonts w:hint="eastAsia"/>
-        </w:rPr>
-        <w:t>在</w:t>
+      <w:r>
+        <w:rPr>
+          <w:rFonts w:hint="eastAsia"/>
+        </w:rPr>
+        <w:lastRenderedPageBreak/>
+        <w:t>在遍</w:t>
+      </w:r>
+      <w:r>
+        <w:rPr>
+          <w:rFonts w:hint="eastAsia"/>
+        </w:rPr>
+        <w:t>歷</w:t>
       </w:r>
       <w:proofErr w:type="spellStart"/>
       <w:r>
         <w:rPr>
           <w:rFonts w:hint="eastAsia"/>
         </w:rPr>
-        <w:t>OS_SchedNew</w:t>
+        <w:t>OSTCBList</w:t>
       </w:r>
       <w:proofErr w:type="spellEnd"/>
       <w:r>
         <w:rPr>
           <w:rFonts w:hint="eastAsia"/>
         </w:rPr>
-        <w:t xml:space="preserve">() </w:t>
-      </w:r>
-      <w:r>
-        <w:rPr>
-          <w:rFonts w:hint="eastAsia"/>
-        </w:rPr>
-        <w:t>中實作</w:t>
-      </w:r>
-      <w:r>
-        <w:rPr>
-          <w:rFonts w:hint="eastAsia"/>
-        </w:rPr>
-        <w:t xml:space="preserve">CPP </w:t>
-      </w:r>
-      <w:r>
-        <w:rPr>
-          <w:rFonts w:hint="eastAsia"/>
-        </w:rPr>
-        <w:t>演算法</w:t>
-      </w:r>
-      <w:r>
-        <w:rPr>
-          <w:rFonts w:hint="eastAsia"/>
-        </w:rPr>
-        <w:t>，</w:t>
-      </w:r>
-      <w:r>
-        <w:rPr>
-          <w:rFonts w:hint="eastAsia"/>
-        </w:rPr>
-        <w:t>必須要小於等於</w:t>
-      </w:r>
-      <w:r>
-        <w:rPr>
-          <w:rFonts w:hint="eastAsia"/>
-        </w:rPr>
-        <w:t>ceiling priority</w:t>
-      </w:r>
-      <w:r>
-        <w:rPr>
-          <w:rFonts w:hint="eastAsia"/>
-        </w:rPr>
-        <w:t>才能鎖定</w:t>
-      </w:r>
-      <w:r>
-        <w:rPr>
-          <w:rFonts w:hint="eastAsia"/>
-        </w:rPr>
-        <w:t>mutex</w:t>
-      </w:r>
-      <w:r>
-        <w:rPr>
-          <w:rFonts w:hint="eastAsia"/>
-        </w:rPr>
-        <w:t>，切換任務。</w:t>
+        <w:t>時，呼叫</w:t>
+      </w:r>
+      <w:proofErr w:type="spellStart"/>
+      <w:r>
+        <w:rPr>
+          <w:rFonts w:hint="eastAsia"/>
+        </w:rPr>
+        <w:t>rescouce_manage</w:t>
+      </w:r>
+      <w:proofErr w:type="spellEnd"/>
+      <w:r>
+        <w:rPr>
+          <w:rFonts w:hint="eastAsia"/>
+        </w:rPr>
+        <w:t xml:space="preserve"> </w:t>
+      </w:r>
+      <w:r>
+        <w:rPr>
+          <w:rFonts w:hint="eastAsia"/>
+        </w:rPr>
+        <w:t>管理</w:t>
+      </w:r>
+      <w:r>
+        <w:rPr>
+          <w:rFonts w:hint="eastAsia"/>
+        </w:rPr>
+        <w:t>R1,R2</w:t>
+      </w:r>
+      <w:r>
+        <w:rPr>
+          <w:rFonts w:hint="eastAsia"/>
+        </w:rPr>
+        <w:t>。</w:t>
+      </w:r>
+      <w:r>
+        <w:rPr>
+          <w:rFonts w:hint="eastAsia"/>
+        </w:rPr>
+        <w:t>然後判斷</w:t>
+      </w:r>
+      <w:r>
+        <w:rPr>
+          <w:rFonts w:hint="eastAsia"/>
+        </w:rPr>
+        <w:t>blocked Time</w:t>
+      </w:r>
+      <w:r>
+        <w:rPr>
+          <w:rFonts w:hint="eastAsia"/>
+        </w:rPr>
+        <w:t>，如果有高優先權要跑卻不能跑時，</w:t>
+      </w:r>
+      <w:proofErr w:type="spellStart"/>
+      <w:r>
+        <w:rPr>
+          <w:rFonts w:hint="eastAsia"/>
+        </w:rPr>
+        <w:t>blockedTime</w:t>
+      </w:r>
+      <w:proofErr w:type="spellEnd"/>
+      <w:r>
+        <w:rPr>
+          <w:rFonts w:hint="eastAsia"/>
+        </w:rPr>
+        <w:t xml:space="preserve"> ++</w:t>
+      </w:r>
+      <w:r>
+        <w:rPr>
+          <w:rFonts w:hint="eastAsia"/>
+        </w:rPr>
+        <w:t>。</w:t>
       </w:r>
     </w:p>
     <w:p>
@@ -2539,11 +2494,14 @@
         <w:jc w:val="center"/>
       </w:pPr>
       <w:r>
+        <w:rPr>
+          <w:noProof/>
+        </w:rPr>
         <w:drawing>
-          <wp:inline distT="0" distB="0" distL="0" distR="0" wp14:anchorId="5AA71BD2" wp14:editId="3C490717">
-            <wp:extent cx="4377266" cy="3576752"/>
-            <wp:effectExtent l="0" t="0" r="4445" b="5080"/>
-            <wp:docPr id="74" name="圖片 74"/>
+          <wp:inline distT="0" distB="0" distL="0" distR="0" wp14:anchorId="48368986" wp14:editId="07B8660D">
+            <wp:extent cx="5274310" cy="4062095"/>
+            <wp:effectExtent l="0" t="0" r="2540" b="0"/>
+            <wp:docPr id="73" name="圖片 73"/>
             <wp:cNvGraphicFramePr>
               <a:graphicFrameLocks xmlns:a="http://schemas.openxmlformats.org/drawingml/2006/main" noChangeAspect="1"/>
             </wp:cNvGraphicFramePr>
@@ -2563,7 +2521,7 @@
                   <pic:spPr>
                     <a:xfrm>
                       <a:off x="0" y="0"/>
-                      <a:ext cx="4385164" cy="3583206"/>
+                      <a:ext cx="5274310" cy="4062095"/>
                     </a:xfrm>
                     <a:prstGeom prst="rect">
                       <a:avLst/>
@@ -2577,29 +2535,79 @@
       </w:r>
     </w:p>
     <w:p>
-      <w:pPr>
-        <w:rPr>
-          <w:rFonts w:hint="eastAsia"/>
-        </w:rPr>
-      </w:pPr>
-      <w:r>
-        <w:rPr>
-          <w:rFonts w:hint="eastAsia"/>
-        </w:rPr>
-        <w:lastRenderedPageBreak/>
-        <w:t>印出完成訊息時要重新初始化</w:t>
-      </w:r>
-      <w:r>
-        <w:rPr>
-          <w:rFonts w:hint="eastAsia"/>
-        </w:rPr>
-        <w:t>blocking time</w:t>
-      </w:r>
-      <w:r>
-        <w:rPr>
-          <w:rFonts w:hint="eastAsia"/>
-        </w:rPr>
-        <w:t>。</w:t>
+      <w:r>
+        <w:rPr>
+          <w:rFonts w:hint="eastAsia"/>
+        </w:rPr>
+        <w:t>在</w:t>
+      </w:r>
+      <w:proofErr w:type="spellStart"/>
+      <w:r>
+        <w:rPr>
+          <w:rFonts w:hint="eastAsia"/>
+        </w:rPr>
+        <w:t>OS_SchedNew</w:t>
+      </w:r>
+      <w:proofErr w:type="spellEnd"/>
+      <w:r>
+        <w:rPr>
+          <w:rFonts w:hint="eastAsia"/>
+        </w:rPr>
+        <w:t xml:space="preserve">() </w:t>
+      </w:r>
+      <w:r>
+        <w:rPr>
+          <w:rFonts w:hint="eastAsia"/>
+        </w:rPr>
+        <w:t>中實作</w:t>
+      </w:r>
+      <w:r>
+        <w:rPr>
+          <w:rFonts w:hint="eastAsia"/>
+        </w:rPr>
+        <w:t xml:space="preserve">CPP </w:t>
+      </w:r>
+      <w:r>
+        <w:rPr>
+          <w:rFonts w:hint="eastAsia"/>
+        </w:rPr>
+        <w:t>演算法</w:t>
+      </w:r>
+      <w:r>
+        <w:rPr>
+          <w:rFonts w:hint="eastAsia"/>
+        </w:rPr>
+        <w:t>，</w:t>
+      </w:r>
+      <w:r>
+        <w:rPr>
+          <w:rFonts w:hint="eastAsia"/>
+        </w:rPr>
+        <w:t>必須要小於等於</w:t>
+      </w:r>
+      <w:r>
+        <w:rPr>
+          <w:rFonts w:hint="eastAsia"/>
+        </w:rPr>
+        <w:t>ceiling priority</w:t>
+      </w:r>
+      <w:r>
+        <w:rPr>
+          <w:rFonts w:hint="eastAsia"/>
+        </w:rPr>
+        <w:t>才能鎖定</w:t>
+      </w:r>
+      <w:r>
+        <w:rPr>
+          <w:rFonts w:hint="eastAsia"/>
+        </w:rPr>
+        <w:t>mutex</w:t>
+      </w:r>
+      <w:r>
+        <w:rPr>
+          <w:rFonts w:hint="eastAsia"/>
+        </w:rPr>
+        <w:t>，切換任務。</w:t>
       </w:r>
     </w:p>
     <w:p>
@@ -2607,215 +2615,14 @@
         <w:jc w:val="center"/>
       </w:pPr>
       <w:r>
+        <w:rPr>
+          <w:noProof/>
+        </w:rPr>
         <w:drawing>
-          <wp:inline distT="0" distB="0" distL="0" distR="0" wp14:anchorId="2C465507" wp14:editId="36B7F86B">
-            <wp:extent cx="4504267" cy="4381710"/>
-            <wp:effectExtent l="0" t="0" r="0" b="0"/>
-            <wp:docPr id="76" name="圖片 76"/>
-            <wp:cNvGraphicFramePr>
-              <a:graphicFrameLocks xmlns:a="http://schemas.openxmlformats.org/drawingml/2006/main" noChangeAspect="1"/>
-            </wp:cNvGraphicFramePr>
-            <a:graphic xmlns:a="http://schemas.openxmlformats.org/drawingml/2006/main">
-              <a:graphicData uri="http://schemas.openxmlformats.org/drawingml/2006/picture">
-                <pic:pic xmlns:pic="http://schemas.openxmlformats.org/drawingml/2006/picture">
-                  <pic:nvPicPr>
-                    <pic:cNvPr id="1" name=""/>
-                    <pic:cNvPicPr/>
-                  </pic:nvPicPr>
-                  <pic:blipFill>
-                    <a:blip r:embed="rId18"/>
-                    <a:stretch>
-                      <a:fillRect/>
-                    </a:stretch>
-                  </pic:blipFill>
-                  <pic:spPr>
-                    <a:xfrm>
-                      <a:off x="0" y="0"/>
-                      <a:ext cx="4516882" cy="4393982"/>
-                    </a:xfrm>
-                    <a:prstGeom prst="rect">
-                      <a:avLst/>
-                    </a:prstGeom>
-                  </pic:spPr>
-                </pic:pic>
-              </a:graphicData>
-            </a:graphic>
-          </wp:inline>
-        </w:drawing>
-      </w:r>
-    </w:p>
-    <w:p>
-      <w:proofErr w:type="spellStart"/>
-      <w:r>
-        <w:t>A</w:t>
-      </w:r>
-      <w:r>
-        <w:rPr>
-          <w:rFonts w:hint="eastAsia"/>
-        </w:rPr>
-        <w:t>pphook.h</w:t>
-      </w:r>
-      <w:proofErr w:type="spellEnd"/>
-      <w:r>
-        <w:rPr>
-          <w:rFonts w:hint="eastAsia"/>
-        </w:rPr>
-        <w:t xml:space="preserve"> </w:t>
-      </w:r>
-      <w:r>
-        <w:rPr>
-          <w:rFonts w:hint="eastAsia"/>
-        </w:rPr>
-        <w:t>修改</w:t>
-      </w:r>
-      <w:proofErr w:type="spellStart"/>
-      <w:r>
-        <w:rPr>
-          <w:rFonts w:hint="eastAsia"/>
-        </w:rPr>
-        <w:t>InputFile</w:t>
-      </w:r>
-      <w:proofErr w:type="spellEnd"/>
-      <w:r>
-        <w:rPr>
-          <w:rFonts w:hint="eastAsia"/>
-        </w:rPr>
-        <w:t xml:space="preserve">() </w:t>
-      </w:r>
-      <w:r>
-        <w:rPr>
-          <w:rFonts w:hint="eastAsia"/>
-        </w:rPr>
-        <w:t>讀取</w:t>
-      </w:r>
-      <w:r>
-        <w:rPr>
-          <w:rFonts w:hint="eastAsia"/>
-        </w:rPr>
-        <w:t xml:space="preserve">R1,R2 </w:t>
-      </w:r>
-      <w:r>
-        <w:rPr>
-          <w:rFonts w:hint="eastAsia"/>
-        </w:rPr>
-        <w:t>資料欄位，並且</w:t>
-      </w:r>
-      <w:r>
-        <w:rPr>
-          <w:rFonts w:hint="eastAsia"/>
-        </w:rPr>
-        <w:t>根據週期</w:t>
-      </w:r>
-      <w:r>
-        <w:rPr>
-          <w:rFonts w:hint="eastAsia"/>
-        </w:rPr>
-        <w:t xml:space="preserve"> (RMS) </w:t>
-      </w:r>
-      <w:r>
-        <w:rPr>
-          <w:rFonts w:hint="eastAsia"/>
-        </w:rPr>
-        <w:t>將他排序</w:t>
-      </w:r>
-      <w:r>
-        <w:rPr>
-          <w:rFonts w:hint="eastAsia"/>
-        </w:rPr>
-        <w:t>，然後填入</w:t>
-      </w:r>
-      <w:r>
-        <w:rPr>
-          <w:rFonts w:hint="eastAsia"/>
-        </w:rPr>
-        <w:t>3</w:t>
-      </w:r>
-      <w:r>
-        <w:rPr>
-          <w:rFonts w:hint="eastAsia"/>
-        </w:rPr>
-        <w:t>的倍數。</w:t>
-      </w:r>
-      <w:r>
-        <w:rPr>
-          <w:rFonts w:hint="eastAsia"/>
-        </w:rPr>
-        <w:t>然後算出每</w:t>
-      </w:r>
-      <w:proofErr w:type="gramStart"/>
-      <w:r>
-        <w:rPr>
-          <w:rFonts w:hint="eastAsia"/>
-        </w:rPr>
-        <w:t>個</w:t>
-      </w:r>
-      <w:proofErr w:type="gramEnd"/>
-      <w:r>
-        <w:rPr>
-          <w:rFonts w:hint="eastAsia"/>
-        </w:rPr>
-        <w:t>資源的</w:t>
-      </w:r>
-      <w:r>
-        <w:rPr>
-          <w:rFonts w:hint="eastAsia"/>
-        </w:rPr>
-        <w:t>ceiling priority</w:t>
-      </w:r>
-      <w:r>
-        <w:rPr>
-          <w:rFonts w:hint="eastAsia"/>
-        </w:rPr>
-        <w:t>，在</w:t>
-      </w:r>
-      <w:r>
-        <w:rPr>
-          <w:rFonts w:hint="eastAsia"/>
-        </w:rPr>
-        <w:t>main</w:t>
-      </w:r>
-      <w:r>
-        <w:rPr>
-          <w:rFonts w:hint="eastAsia"/>
-        </w:rPr>
-        <w:t>扣掉</w:t>
-      </w:r>
-      <w:r>
-        <w:rPr>
-          <w:rFonts w:hint="eastAsia"/>
-        </w:rPr>
-        <w:t>resource index</w:t>
-      </w:r>
-      <w:r>
-        <w:rPr>
-          <w:rFonts w:hint="eastAsia"/>
-        </w:rPr>
-        <w:t>，</w:t>
-      </w:r>
-      <w:r>
-        <w:rPr>
-          <w:rFonts w:hint="eastAsia"/>
-        </w:rPr>
-        <w:t>create Mutex</w:t>
-      </w:r>
-      <w:r>
-        <w:rPr>
-          <w:rFonts w:hint="eastAsia"/>
-        </w:rPr>
-        <w:t>。</w:t>
-      </w:r>
-    </w:p>
-    <w:p>
-      <w:pPr>
-        <w:jc w:val="center"/>
-      </w:pPr>
-      <w:r>
-        <w:lastRenderedPageBreak/>
-        <w:drawing>
-          <wp:inline distT="0" distB="0" distL="0" distR="0" wp14:anchorId="57629230" wp14:editId="002A067D">
-            <wp:extent cx="4694858" cy="6646334"/>
-            <wp:effectExtent l="0" t="0" r="0" b="2540"/>
-            <wp:docPr id="77" name="圖片 77"/>
+          <wp:inline distT="0" distB="0" distL="0" distR="0" wp14:anchorId="5AA71BD2" wp14:editId="3C490717">
+            <wp:extent cx="4377266" cy="3576752"/>
+            <wp:effectExtent l="0" t="0" r="4445" b="5080"/>
+            <wp:docPr id="74" name="圖片 74"/>
             <wp:cNvGraphicFramePr>
               <a:graphicFrameLocks xmlns:a="http://schemas.openxmlformats.org/drawingml/2006/main" noChangeAspect="1"/>
             </wp:cNvGraphicFramePr>
@@ -2835,7 +2642,7 @@
                   <pic:spPr>
                     <a:xfrm>
                       <a:off x="0" y="0"/>
-                      <a:ext cx="4697965" cy="6650733"/>
+                      <a:ext cx="4385164" cy="3583206"/>
                     </a:xfrm>
                     <a:prstGeom prst="rect">
                       <a:avLst/>
@@ -2849,16 +2656,232 @@
       </w:r>
     </w:p>
     <w:p>
+      <w:r>
+        <w:rPr>
+          <w:rFonts w:hint="eastAsia"/>
+        </w:rPr>
+        <w:lastRenderedPageBreak/>
+        <w:t>印出完成訊息時要重新初始化</w:t>
+      </w:r>
+      <w:r>
+        <w:rPr>
+          <w:rFonts w:hint="eastAsia"/>
+        </w:rPr>
+        <w:t>blocking time</w:t>
+      </w:r>
+      <w:r>
+        <w:rPr>
+          <w:rFonts w:hint="eastAsia"/>
+        </w:rPr>
+        <w:t>。</w:t>
+      </w:r>
+    </w:p>
+    <w:p>
       <w:pPr>
         <w:jc w:val="center"/>
       </w:pPr>
       <w:r>
+        <w:rPr>
+          <w:noProof/>
+        </w:rPr>
+        <w:drawing>
+          <wp:inline distT="0" distB="0" distL="0" distR="0" wp14:anchorId="2C465507" wp14:editId="36B7F86B">
+            <wp:extent cx="4504267" cy="4381710"/>
+            <wp:effectExtent l="0" t="0" r="0" b="0"/>
+            <wp:docPr id="76" name="圖片 76"/>
+            <wp:cNvGraphicFramePr>
+              <a:graphicFrameLocks xmlns:a="http://schemas.openxmlformats.org/drawingml/2006/main" noChangeAspect="1"/>
+            </wp:cNvGraphicFramePr>
+            <a:graphic xmlns:a="http://schemas.openxmlformats.org/drawingml/2006/main">
+              <a:graphicData uri="http://schemas.openxmlformats.org/drawingml/2006/picture">
+                <pic:pic xmlns:pic="http://schemas.openxmlformats.org/drawingml/2006/picture">
+                  <pic:nvPicPr>
+                    <pic:cNvPr id="1" name=""/>
+                    <pic:cNvPicPr/>
+                  </pic:nvPicPr>
+                  <pic:blipFill>
+                    <a:blip r:embed="rId19"/>
+                    <a:stretch>
+                      <a:fillRect/>
+                    </a:stretch>
+                  </pic:blipFill>
+                  <pic:spPr>
+                    <a:xfrm>
+                      <a:off x="0" y="0"/>
+                      <a:ext cx="4516882" cy="4393982"/>
+                    </a:xfrm>
+                    <a:prstGeom prst="rect">
+                      <a:avLst/>
+                    </a:prstGeom>
+                  </pic:spPr>
+                </pic:pic>
+              </a:graphicData>
+            </a:graphic>
+          </wp:inline>
+        </w:drawing>
+      </w:r>
+    </w:p>
+    <w:p>
+      <w:proofErr w:type="spellStart"/>
+      <w:r>
+        <w:t>A</w:t>
+      </w:r>
+      <w:r>
+        <w:rPr>
+          <w:rFonts w:hint="eastAsia"/>
+        </w:rPr>
+        <w:t>pphook.h</w:t>
+      </w:r>
+      <w:proofErr w:type="spellEnd"/>
+      <w:r>
+        <w:rPr>
+          <w:rFonts w:hint="eastAsia"/>
+        </w:rPr>
+        <w:t xml:space="preserve"> </w:t>
+      </w:r>
+      <w:r>
+        <w:rPr>
+          <w:rFonts w:hint="eastAsia"/>
+        </w:rPr>
+        <w:t>修改</w:t>
+      </w:r>
+      <w:proofErr w:type="spellStart"/>
+      <w:r>
+        <w:rPr>
+          <w:rFonts w:hint="eastAsia"/>
+        </w:rPr>
+        <w:t>InputFile</w:t>
+      </w:r>
+      <w:proofErr w:type="spellEnd"/>
+      <w:r>
+        <w:rPr>
+          <w:rFonts w:hint="eastAsia"/>
+        </w:rPr>
+        <w:t xml:space="preserve">() </w:t>
+      </w:r>
+      <w:r>
+        <w:rPr>
+          <w:rFonts w:hint="eastAsia"/>
+        </w:rPr>
+        <w:t>讀取</w:t>
+      </w:r>
+      <w:r>
+        <w:rPr>
+          <w:rFonts w:hint="eastAsia"/>
+        </w:rPr>
+        <w:t xml:space="preserve">R1,R2 </w:t>
+      </w:r>
+      <w:r>
+        <w:rPr>
+          <w:rFonts w:hint="eastAsia"/>
+        </w:rPr>
+        <w:t>資料欄位，並且</w:t>
+      </w:r>
+      <w:r>
+        <w:rPr>
+          <w:rFonts w:hint="eastAsia"/>
+        </w:rPr>
+        <w:t>根據週期</w:t>
+      </w:r>
+      <w:r>
+        <w:rPr>
+          <w:rFonts w:hint="eastAsia"/>
+        </w:rPr>
+        <w:t xml:space="preserve"> (RMS) </w:t>
+      </w:r>
+      <w:r>
+        <w:rPr>
+          <w:rFonts w:hint="eastAsia"/>
+        </w:rPr>
+        <w:t>將他排序</w:t>
+      </w:r>
+      <w:r>
+        <w:rPr>
+          <w:rFonts w:hint="eastAsia"/>
+        </w:rPr>
+        <w:t>，然後填入</w:t>
+      </w:r>
+      <w:r>
+        <w:rPr>
+          <w:rFonts w:hint="eastAsia"/>
+        </w:rPr>
+        <w:t>3</w:t>
+      </w:r>
+      <w:r>
+        <w:rPr>
+          <w:rFonts w:hint="eastAsia"/>
+        </w:rPr>
+        <w:t>的倍數。</w:t>
+      </w:r>
+      <w:r>
+        <w:rPr>
+          <w:rFonts w:hint="eastAsia"/>
+        </w:rPr>
+        <w:t>然後算出每個資源的</w:t>
+      </w:r>
+      <w:r>
+        <w:rPr>
+          <w:rFonts w:hint="eastAsia"/>
+        </w:rPr>
+        <w:t>ceiling priority</w:t>
+      </w:r>
+      <w:r>
+        <w:rPr>
+          <w:rFonts w:hint="eastAsia"/>
+        </w:rPr>
+        <w:t>，在</w:t>
+      </w:r>
+      <w:r>
+        <w:rPr>
+          <w:rFonts w:hint="eastAsia"/>
+        </w:rPr>
+        <w:t>main</w:t>
+      </w:r>
+      <w:r>
+        <w:rPr>
+          <w:rFonts w:hint="eastAsia"/>
+        </w:rPr>
+        <w:t>扣掉</w:t>
+      </w:r>
+      <w:r>
+        <w:rPr>
+          <w:rFonts w:hint="eastAsia"/>
+        </w:rPr>
+        <w:t>resource index</w:t>
+      </w:r>
+      <w:r>
+        <w:rPr>
+          <w:rFonts w:hint="eastAsia"/>
+        </w:rPr>
+        <w:t>，</w:t>
+      </w:r>
+      <w:r>
+        <w:rPr>
+          <w:rFonts w:hint="eastAsia"/>
+        </w:rPr>
+        <w:t>create Mutex</w:t>
+      </w:r>
+      <w:r>
+        <w:rPr>
+          <w:rFonts w:hint="eastAsia"/>
+        </w:rPr>
+        <w:t>。</w:t>
+      </w:r>
+    </w:p>
+    <w:p>
+      <w:pPr>
+        <w:jc w:val="center"/>
+      </w:pPr>
+      <w:r>
+        <w:rPr>
+          <w:noProof/>
+        </w:rPr>
         <w:lastRenderedPageBreak/>
         <w:drawing>
-          <wp:inline distT="0" distB="0" distL="0" distR="0" wp14:anchorId="4DFFA583" wp14:editId="12C69CE3">
-            <wp:extent cx="4962861" cy="4430486"/>
-            <wp:effectExtent l="0" t="0" r="9525" b="8255"/>
-            <wp:docPr id="78" name="圖片 78"/>
+          <wp:inline distT="0" distB="0" distL="0" distR="0" wp14:anchorId="57629230" wp14:editId="002A067D">
+            <wp:extent cx="4694858" cy="6646334"/>
+            <wp:effectExtent l="0" t="0" r="0" b="2540"/>
+            <wp:docPr id="77" name="圖片 77"/>
             <wp:cNvGraphicFramePr>
               <a:graphicFrameLocks xmlns:a="http://schemas.openxmlformats.org/drawingml/2006/main" noChangeAspect="1"/>
             </wp:cNvGraphicFramePr>
@@ -2878,7 +2901,7 @@
                   <pic:spPr>
                     <a:xfrm>
                       <a:off x="0" y="0"/>
-                      <a:ext cx="4965561" cy="4432897"/>
+                      <a:ext cx="4697965" cy="6650733"/>
                     </a:xfrm>
                     <a:prstGeom prst="rect">
                       <a:avLst/>
@@ -2894,16 +2917,17 @@
     <w:p>
       <w:pPr>
         <w:jc w:val="center"/>
-        <w:rPr>
-          <w:rFonts w:hint="eastAsia"/>
-        </w:rPr>
-      </w:pPr>
-      <w:r>
+      </w:pPr>
+      <w:r>
+        <w:rPr>
+          <w:noProof/>
+        </w:rPr>
+        <w:lastRenderedPageBreak/>
         <w:drawing>
-          <wp:inline distT="0" distB="0" distL="0" distR="0" wp14:anchorId="533B32F3" wp14:editId="1FFC348E">
-            <wp:extent cx="3776133" cy="761709"/>
-            <wp:effectExtent l="0" t="0" r="0" b="635"/>
-            <wp:docPr id="81" name="圖片 81"/>
+          <wp:inline distT="0" distB="0" distL="0" distR="0" wp14:anchorId="4DFFA583" wp14:editId="12C69CE3">
+            <wp:extent cx="4962861" cy="4430486"/>
+            <wp:effectExtent l="0" t="0" r="9525" b="8255"/>
+            <wp:docPr id="78" name="圖片 78"/>
             <wp:cNvGraphicFramePr>
               <a:graphicFrameLocks xmlns:a="http://schemas.openxmlformats.org/drawingml/2006/main" noChangeAspect="1"/>
             </wp:cNvGraphicFramePr>
@@ -2923,6 +2947,51 @@
                   <pic:spPr>
                     <a:xfrm>
                       <a:off x="0" y="0"/>
+                      <a:ext cx="4965561" cy="4432897"/>
+                    </a:xfrm>
+                    <a:prstGeom prst="rect">
+                      <a:avLst/>
+                    </a:prstGeom>
+                  </pic:spPr>
+                </pic:pic>
+              </a:graphicData>
+            </a:graphic>
+          </wp:inline>
+        </w:drawing>
+      </w:r>
+    </w:p>
+    <w:p>
+      <w:pPr>
+        <w:jc w:val="center"/>
+      </w:pPr>
+      <w:r>
+        <w:rPr>
+          <w:noProof/>
+        </w:rPr>
+        <w:drawing>
+          <wp:inline distT="0" distB="0" distL="0" distR="0" wp14:anchorId="533B32F3" wp14:editId="1FFC348E">
+            <wp:extent cx="3776133" cy="761709"/>
+            <wp:effectExtent l="0" t="0" r="0" b="635"/>
+            <wp:docPr id="81" name="圖片 81"/>
+            <wp:cNvGraphicFramePr>
+              <a:graphicFrameLocks xmlns:a="http://schemas.openxmlformats.org/drawingml/2006/main" noChangeAspect="1"/>
+            </wp:cNvGraphicFramePr>
+            <a:graphic xmlns:a="http://schemas.openxmlformats.org/drawingml/2006/main">
+              <a:graphicData uri="http://schemas.openxmlformats.org/drawingml/2006/picture">
+                <pic:pic xmlns:pic="http://schemas.openxmlformats.org/drawingml/2006/picture">
+                  <pic:nvPicPr>
+                    <pic:cNvPr id="1" name=""/>
+                    <pic:cNvPicPr/>
+                  </pic:nvPicPr>
+                  <pic:blipFill>
+                    <a:blip r:embed="rId36"/>
+                    <a:stretch>
+                      <a:fillRect/>
+                    </a:stretch>
+                  </pic:blipFill>
+                  <pic:spPr>
+                    <a:xfrm>
+                      <a:off x="0" y="0"/>
                       <a:ext cx="3804919" cy="767516"/>
                     </a:xfrm>
                     <a:prstGeom prst="rect">
@@ -2941,15 +3010,7 @@
         <w:pStyle w:val="1"/>
       </w:pPr>
       <w:r>
-        <w:t xml:space="preserve">[ PART </w:t>
-      </w:r>
-      <w:proofErr w:type="gramStart"/>
-      <w:r>
-        <w:t>III ]</w:t>
-      </w:r>
-      <w:proofErr w:type="gramEnd"/>
-      <w:r>
-        <w:t xml:space="preserve"> Performance Analysis [10%]</w:t>
+        <w:t>[ PART III ] Performance Analysis [10%]</w:t>
       </w:r>
     </w:p>
     <w:p>
@@ -2971,9 +3032,6 @@
       <w:pPr>
         <w:pStyle w:val="a3"/>
         <w:spacing w:before="360"/>
-        <w:rPr>
-          <w:rFonts w:hint="eastAsia"/>
-        </w:rPr>
       </w:pPr>
       <w:r>
         <w:rPr>
@@ -3065,13 +3123,7 @@
         <w:t>。即使有較高優先權的任務準備好，也必須等待當前持有資源的任務離開臨界區後才能執行。</w:t>
       </w:r>
     </w:p>
-    <w:p>
-      <w:pPr>
-        <w:rPr>
-          <w:rFonts w:hint="eastAsia"/>
-        </w:rPr>
-      </w:pPr>
-    </w:p>
+    <w:p/>
     <w:p>
       <w:r>
         <w:rPr>
@@ -3101,21 +3153,7 @@
         <w:rPr>
           <w:rFonts w:hint="eastAsia"/>
         </w:rPr>
-        <w:t>執行</w:t>
-      </w:r>
-      <w:proofErr w:type="gramStart"/>
-      <w:r>
-        <w:rPr>
-          <w:rFonts w:hint="eastAsia"/>
-        </w:rPr>
-        <w:t>期間，</w:t>
-      </w:r>
-      <w:proofErr w:type="gramEnd"/>
-      <w:r>
-        <w:rPr>
-          <w:rFonts w:hint="eastAsia"/>
-        </w:rPr>
-        <w:t>其他任務無法搶奪</w:t>
+        <w:t>執行期間，其他任務無法搶奪</w:t>
       </w:r>
       <w:r>
         <w:rPr>
@@ -3154,21 +3192,7 @@
         <w:rPr>
           <w:rFonts w:hint="eastAsia"/>
         </w:rPr>
-        <w:t>原理：每</w:t>
-      </w:r>
-      <w:proofErr w:type="gramStart"/>
-      <w:r>
-        <w:rPr>
-          <w:rFonts w:hint="eastAsia"/>
-        </w:rPr>
-        <w:t>個</w:t>
-      </w:r>
-      <w:proofErr w:type="gramEnd"/>
-      <w:r>
-        <w:rPr>
-          <w:rFonts w:hint="eastAsia"/>
-        </w:rPr>
-        <w:t>共享資源會設定一個</w:t>
+        <w:t>原理：每個共享資源會設定一個</w:t>
       </w:r>
       <w:r>
         <w:rPr>
@@ -3195,19 +3219,8 @@
         <w:t>時，才允許鎖定資源，否則會被封鎖。</w:t>
       </w:r>
     </w:p>
-    <w:p>
-      <w:pPr>
-        <w:rPr>
-          <w:rFonts w:hint="eastAsia"/>
-        </w:rPr>
-      </w:pPr>
-    </w:p>
-    <w:p>
-      <w:pPr>
-        <w:rPr>
-          <w:rFonts w:hint="eastAsia"/>
-        </w:rPr>
-      </w:pPr>
+    <w:p/>
+    <w:p>
       <w:r>
         <w:rPr>
           <w:rFonts w:hint="eastAsia"/>
@@ -3236,33 +3249,7 @@
         <w:rPr>
           <w:rFonts w:hint="eastAsia"/>
         </w:rPr>
-        <w:t>。</w:t>
-      </w:r>
-      <w:proofErr w:type="gramStart"/>
-      <w:r>
-        <w:rPr>
-          <w:rFonts w:hint="eastAsia"/>
-        </w:rPr>
-        <w:t>若</w:t>
-      </w:r>
-      <w:r>
-        <w:rPr>
-          <w:rFonts w:hint="eastAsia"/>
-        </w:rPr>
-        <w:t>沒鎖住或想鎖住</w:t>
-      </w:r>
-      <w:proofErr w:type="gramEnd"/>
-      <w:r>
-        <w:rPr>
-          <w:rFonts w:hint="eastAsia"/>
-        </w:rPr>
-        <w:t>的任務小於等於握有目前握有此資源的優先級</w:t>
-      </w:r>
-      <w:r>
-        <w:rPr>
-          <w:rFonts w:hint="eastAsia"/>
-        </w:rPr>
-        <w:t>，即可進入</w:t>
+        <w:t>。若沒鎖住或想鎖住的任務小於等於握有目前握有此資源的優先級，即可進入</w:t>
       </w:r>
       <w:r>
         <w:rPr>
@@ -3361,15 +3348,7 @@
         <w:ind w:leftChars="0"/>
       </w:pPr>
       <w:r>
-        <w:t>實作簡單，邏輯</w:t>
-      </w:r>
-      <w:proofErr w:type="gramStart"/>
-      <w:r>
-        <w:t>清楚，</w:t>
-      </w:r>
-      <w:proofErr w:type="gramEnd"/>
-      <w:r>
-        <w:t>容易除錯與維護。</w:t>
+        <w:t>實作簡單，邏輯清楚，容易除錯與維護。</w:t>
       </w:r>
     </w:p>
     <w:p>
@@ -3485,15 +3464,7 @@
         <w:ind w:leftChars="0"/>
       </w:pPr>
       <w:r>
-        <w:t>每</w:t>
-      </w:r>
-      <w:proofErr w:type="gramStart"/>
-      <w:r>
-        <w:t>個</w:t>
-      </w:r>
-      <w:proofErr w:type="gramEnd"/>
-      <w:r>
-        <w:t>任務最多只會被</w:t>
+        <w:t>每個任務最多只會被</w:t>
       </w:r>
       <w:r>
         <w:t xml:space="preserve"> block </w:t>
@@ -3759,13 +3730,7 @@
         <w:t>判斷機制在多資源複雜系統中，分析與驗證成本較高。</w:t>
       </w:r>
     </w:p>
-    <w:p>
-      <w:pPr>
-        <w:rPr>
-          <w:rFonts w:hint="eastAsia"/>
-        </w:rPr>
-      </w:pPr>
-    </w:p>
+    <w:p/>
     <w:sectPr>
       <w:pgSz w:w="11906" w:h="16838"/>
       <w:pgMar w:top="1440" w:right="1800" w:bottom="1440" w:left="1800" w:header="851" w:footer="992" w:gutter="0"/>
@@ -3777,7 +3742,7 @@
 </file>
 
 <file path=word/endnotes.xml><?xml version="1.0" encoding="utf-8"?>
-<w:endnotes xmlns:wpc="http://schemas.microsoft.com/office/word/2010/wordprocessingCanvas" xmlns:cx="http://schemas.microsoft.com/office/drawing/2014/chartex" xmlns:cx1="http://schemas.microsoft.com/office/drawing/2015/9/8/chartex" xmlns:cx2="http://schemas.microsoft.com/office/drawing/2015/10/21/chartex" xmlns:cx3="http://schemas.microsoft.com/office/drawing/2016/5/9/chartex" xmlns:cx4="http://schemas.microsoft.com/office/drawing/2016/5/10/chartex" xmlns:cx5="http://schemas.microsoft.com/office/drawing/2016/5/11/chartex" xmlns:cx6="http://schemas.microsoft.com/office/drawing/2016/5/12/chartex" xmlns:cx7="http://schemas.microsoft.com/office/drawing/2016/5/13/chartex" xmlns:cx8="http://schemas.microsoft.com/office/drawing/2016/5/14/chartex" xmlns:mc="http://schemas.openxmlformats.org/markup-compatibility/2006" xmlns:aink="http://schemas.microsoft.com/office/drawing/2016/ink" xmlns:am3d="http://schemas.microsoft.com/office/drawing/2017/model3d" xmlns:o="urn:schemas-microsoft-com:office:office" xmlns:r="http://schemas.openxmlformats.org/officeDocument/2006/relationships" xmlns:m="http://schemas.openxmlformats.org/officeDocument/2006/math" xmlns:v="urn:schemas-microsoft-com:vml" xmlns:wp14="http://schemas.microsoft.com/office/word/2010/wordprocessingDrawing" xmlns:wp="http://schemas.openxmlformats.org/drawingml/2006/wordprocessingDrawing" xmlns:w10="urn:schemas-microsoft-com:office:word" xmlns:w="http://schemas.openxmlformats.org/wordprocessingml/2006/main" xmlns:w14="http://schemas.microsoft.com/office/word/2010/wordml" xmlns:w15="http://schemas.microsoft.com/office/word/2012/wordml" xmlns:w16cex="http://schemas.microsoft.com/office/word/2018/wordml/cex" xmlns:w16cid="http://schemas.microsoft.com/office/word/2016/wordml/cid" xmlns:w16="http://schemas.microsoft.com/office/word/2018/wordml" xmlns:w16sdtdh="http://schemas.microsoft.com/office/word/2020/wordml/sdtdatahash" xmlns:w16se="http://schemas.microsoft.com/office/word/2015/wordml/symex" xmlns:wpg="http://schemas.microsoft.com/office/word/2010/wordprocessingGroup" xmlns:wpi="http://schemas.microsoft.com/office/word/2010/wordprocessingInk" xmlns:wne="http://schemas.microsoft.com/office/word/2006/wordml" xmlns:wps="http://schemas.microsoft.com/office/word/2010/wordprocessingShape" mc:Ignorable="w14 w15 w16se w16cid w16 w16cex w16sdtdh wp14">
+<w:endnotes xmlns:wpc="http://schemas.microsoft.com/office/word/2010/wordprocessingCanvas" xmlns:cx="http://schemas.microsoft.com/office/drawing/2014/chartex" xmlns:cx1="http://schemas.microsoft.com/office/drawing/2015/9/8/chartex" xmlns:cx2="http://schemas.microsoft.com/office/drawing/2015/10/21/chartex" xmlns:cx3="http://schemas.microsoft.com/office/drawing/2016/5/9/chartex" xmlns:cx4="http://schemas.microsoft.com/office/drawing/2016/5/10/chartex" xmlns:cx5="http://schemas.microsoft.com/office/drawing/2016/5/11/chartex" xmlns:cx6="http://schemas.microsoft.com/office/drawing/2016/5/12/chartex" xmlns:cx7="http://schemas.microsoft.com/office/drawing/2016/5/13/chartex" xmlns:cx8="http://schemas.microsoft.com/office/drawing/2016/5/14/chartex" xmlns:mc="http://schemas.openxmlformats.org/markup-compatibility/2006" xmlns:aink="http://schemas.microsoft.com/office/drawing/2016/ink" xmlns:am3d="http://schemas.microsoft.com/office/drawing/2017/model3d" xmlns:o="urn:schemas-microsoft-com:office:office" xmlns:oel="http://schemas.microsoft.com/office/2019/extlst" xmlns:r="http://schemas.openxmlformats.org/officeDocument/2006/relationships" xmlns:m="http://schemas.openxmlformats.org/officeDocument/2006/math" xmlns:v="urn:schemas-microsoft-com:vml" xmlns:wp14="http://schemas.microsoft.com/office/word/2010/wordprocessingDrawing" xmlns:wp="http://schemas.openxmlformats.org/drawingml/2006/wordprocessingDrawing" xmlns:w10="urn:schemas-microsoft-com:office:word" xmlns:w="http://schemas.openxmlformats.org/wordprocessingml/2006/main" xmlns:w14="http://schemas.microsoft.com/office/word/2010/wordml" xmlns:w15="http://schemas.microsoft.com/office/word/2012/wordml" xmlns:w16cex="http://schemas.microsoft.com/office/word/2018/wordml/cex" xmlns:w16cid="http://schemas.microsoft.com/office/word/2016/wordml/cid" xmlns:w16="http://schemas.microsoft.com/office/word/2018/wordml" xmlns:w16sdtdh="http://schemas.microsoft.com/office/word/2020/wordml/sdtdatahash" xmlns:w16se="http://schemas.microsoft.com/office/word/2015/wordml/symex" xmlns:wpg="http://schemas.microsoft.com/office/word/2010/wordprocessingGroup" xmlns:wpi="http://schemas.microsoft.com/office/word/2010/wordprocessingInk" xmlns:wne="http://schemas.microsoft.com/office/word/2006/wordml" xmlns:wps="http://schemas.microsoft.com/office/word/2010/wordprocessingShape" mc:Ignorable="w14 w15 w16se w16cid w16 w16cex w16sdtdh wp14">
   <w:endnote w:type="separator" w:id="-1">
     <w:p>
       <w:r>
@@ -3796,7 +3761,7 @@
 </file>
 
 <file path=word/footnotes.xml><?xml version="1.0" encoding="utf-8"?>
-<w:footnotes xmlns:wpc="http://schemas.microsoft.com/office/word/2010/wordprocessingCanvas" xmlns:cx="http://schemas.microsoft.com/office/drawing/2014/chartex" xmlns:cx1="http://schemas.microsoft.com/office/drawing/2015/9/8/chartex" xmlns:cx2="http://schemas.microsoft.com/office/drawing/2015/10/21/chartex" xmlns:cx3="http://schemas.microsoft.com/office/drawing/2016/5/9/chartex" xmlns:cx4="http://schemas.microsoft.com/office/drawing/2016/5/10/chartex" xmlns:cx5="http://schemas.microsoft.com/office/drawing/2016/5/11/chartex" xmlns:cx6="http://schemas.microsoft.com/office/drawing/2016/5/12/chartex" xmlns:cx7="http://schemas.microsoft.com/office/drawing/2016/5/13/chartex" xmlns:cx8="http://schemas.microsoft.com/office/drawing/2016/5/14/chartex" xmlns:mc="http://schemas.openxmlformats.org/markup-compatibility/2006" xmlns:aink="http://schemas.microsoft.com/office/drawing/2016/ink" xmlns:am3d="http://schemas.microsoft.com/office/drawing/2017/model3d" xmlns:o="urn:schemas-microsoft-com:office:office" xmlns:r="http://schemas.openxmlformats.org/officeDocument/2006/relationships" xmlns:m="http://schemas.openxmlformats.org/officeDocument/2006/math" xmlns:v="urn:schemas-microsoft-com:vml" xmlns:wp14="http://schemas.microsoft.com/office/word/2010/wordprocessingDrawing" xmlns:wp="http://schemas.openxmlformats.org/drawingml/2006/wordprocessingDrawing" xmlns:w10="urn:schemas-microsoft-com:office:word" xmlns:w="http://schemas.openxmlformats.org/wordprocessingml/2006/main" xmlns:w14="http://schemas.microsoft.com/office/word/2010/wordml" xmlns:w15="http://schemas.microsoft.com/office/word/2012/wordml" xmlns:w16cex="http://schemas.microsoft.com/office/word/2018/wordml/cex" xmlns:w16cid="http://schemas.microsoft.com/office/word/2016/wordml/cid" xmlns:w16="http://schemas.microsoft.com/office/word/2018/wordml" xmlns:w16sdtdh="http://schemas.microsoft.com/office/word/2020/wordml/sdtdatahash" xmlns:w16se="http://schemas.microsoft.com/office/word/2015/wordml/symex" xmlns:wpg="http://schemas.microsoft.com/office/word/2010/wordprocessingGroup" xmlns:wpi="http://schemas.microsoft.com/office/word/2010/wordprocessingInk" xmlns:wne="http://schemas.microsoft.com/office/word/2006/wordml" xmlns:wps="http://schemas.microsoft.com/office/word/2010/wordprocessingShape" mc:Ignorable="w14 w15 w16se w16cid w16 w16cex w16sdtdh wp14">
+<w:footnotes xmlns:wpc="http://schemas.microsoft.com/office/word/2010/wordprocessingCanvas" xmlns:cx="http://schemas.microsoft.com/office/drawing/2014/chartex" xmlns:cx1="http://schemas.microsoft.com/office/drawing/2015/9/8/chartex" xmlns:cx2="http://schemas.microsoft.com/office/drawing/2015/10/21/chartex" xmlns:cx3="http://schemas.microsoft.com/office/drawing/2016/5/9/chartex" xmlns:cx4="http://schemas.microsoft.com/office/drawing/2016/5/10/chartex" xmlns:cx5="http://schemas.microsoft.com/office/drawing/2016/5/11/chartex" xmlns:cx6="http://schemas.microsoft.com/office/drawing/2016/5/12/chartex" xmlns:cx7="http://schemas.microsoft.com/office/drawing/2016/5/13/chartex" xmlns:cx8="http://schemas.microsoft.com/office/drawing/2016/5/14/chartex" xmlns:mc="http://schemas.openxmlformats.org/markup-compatibility/2006" xmlns:aink="http://schemas.microsoft.com/office/drawing/2016/ink" xmlns:am3d="http://schemas.microsoft.com/office/drawing/2017/model3d" xmlns:o="urn:schemas-microsoft-com:office:office" xmlns:oel="http://schemas.microsoft.com/office/2019/extlst" xmlns:r="http://schemas.openxmlformats.org/officeDocument/2006/relationships" xmlns:m="http://schemas.openxmlformats.org/officeDocument/2006/math" xmlns:v="urn:schemas-microsoft-com:vml" xmlns:wp14="http://schemas.microsoft.com/office/word/2010/wordprocessingDrawing" xmlns:wp="http://schemas.openxmlformats.org/drawingml/2006/wordprocessingDrawing" xmlns:w10="urn:schemas-microsoft-com:office:word" xmlns:w="http://schemas.openxmlformats.org/wordprocessingml/2006/main" xmlns:w14="http://schemas.microsoft.com/office/word/2010/wordml" xmlns:w15="http://schemas.microsoft.com/office/word/2012/wordml" xmlns:w16cex="http://schemas.microsoft.com/office/word/2018/wordml/cex" xmlns:w16cid="http://schemas.microsoft.com/office/word/2016/wordml/cid" xmlns:w16="http://schemas.microsoft.com/office/word/2018/wordml" xmlns:w16sdtdh="http://schemas.microsoft.com/office/word/2020/wordml/sdtdatahash" xmlns:w16se="http://schemas.microsoft.com/office/word/2015/wordml/symex" xmlns:wpg="http://schemas.microsoft.com/office/word/2010/wordprocessingGroup" xmlns:wpi="http://schemas.microsoft.com/office/word/2010/wordprocessingInk" xmlns:wne="http://schemas.microsoft.com/office/word/2006/wordml" xmlns:wps="http://schemas.microsoft.com/office/word/2010/wordprocessingShape" mc:Ignorable="w14 w15 w16se w16cid w16 w16cex w16sdtdh wp14">
   <w:footnote w:type="separator" w:id="-1">
     <w:p>
       <w:r>
@@ -3815,7 +3780,7 @@
 </file>
 
 <file path=word/numbering.xml><?xml version="1.0" encoding="utf-8"?>
-<w:numbering xmlns:wpc="http://schemas.microsoft.com/office/word/2010/wordprocessingCanvas" xmlns:cx="http://schemas.microsoft.com/office/drawing/2014/chartex" xmlns:cx1="http://schemas.microsoft.com/office/drawing/2015/9/8/chartex" xmlns:cx2="http://schemas.microsoft.com/office/drawing/2015/10/21/chartex" xmlns:cx3="http://schemas.microsoft.com/office/drawing/2016/5/9/chartex" xmlns:cx4="http://schemas.microsoft.com/office/drawing/2016/5/10/chartex" xmlns:cx5="http://schemas.microsoft.com/office/drawing/2016/5/11/chartex" xmlns:cx6="http://schemas.microsoft.com/office/drawing/2016/5/12/chartex" xmlns:cx7="http://schemas.microsoft.com/office/drawing/2016/5/13/chartex" xmlns:cx8="http://schemas.microsoft.com/office/drawing/2016/5/14/chartex" xmlns:mc="http://schemas.openxmlformats.org/markup-compatibility/2006" xmlns:aink="http://schemas.microsoft.com/office/drawing/2016/ink" xmlns:am3d="http://schemas.microsoft.com/office/drawing/2017/model3d" xmlns:o="urn:schemas-microsoft-com:office:office" xmlns:r="http://schemas.openxmlformats.org/officeDocument/2006/relationships" xmlns:m="http://schemas.openxmlformats.org/officeDocument/2006/math" xmlns:v="urn:schemas-microsoft-com:vml" xmlns:wp14="http://schemas.microsoft.com/office/word/2010/wordprocessingDrawing" xmlns:wp="http://schemas.openxmlformats.org/drawingml/2006/wordprocessingDrawing" xmlns:w10="urn:schemas-microsoft-com:office:word" xmlns:w="http://schemas.openxmlformats.org/wordprocessingml/2006/main" xmlns:w14="http://schemas.microsoft.com/office/word/2010/wordml" xmlns:w15="http://schemas.microsoft.com/office/word/2012/wordml" xmlns:w16cex="http://schemas.microsoft.com/office/word/2018/wordml/cex" xmlns:w16cid="http://schemas.microsoft.com/office/word/2016/wordml/cid" xmlns:w16="http://schemas.microsoft.com/office/word/2018/wordml" xmlns:w16sdtdh="http://schemas.microsoft.com/office/word/2020/wordml/sdtdatahash" xmlns:w16se="http://schemas.microsoft.com/office/word/2015/wordml/symex" xmlns:wpg="http://schemas.microsoft.com/office/word/2010/wordprocessingGroup" xmlns:wpi="http://schemas.microsoft.com/office/word/2010/wordprocessingInk" xmlns:wne="http://schemas.microsoft.com/office/word/2006/wordml" xmlns:wps="http://schemas.microsoft.com/office/word/2010/wordprocessingShape" mc:Ignorable="w14 w15 w16se w16cid w16 w16cex w16sdtdh wp14">
+<w:numbering xmlns:wpc="http://schemas.microsoft.com/office/word/2010/wordprocessingCanvas" xmlns:cx="http://schemas.microsoft.com/office/drawing/2014/chartex" xmlns:cx1="http://schemas.microsoft.com/office/drawing/2015/9/8/chartex" xmlns:cx2="http://schemas.microsoft.com/office/drawing/2015/10/21/chartex" xmlns:cx3="http://schemas.microsoft.com/office/drawing/2016/5/9/chartex" xmlns:cx4="http://schemas.microsoft.com/office/drawing/2016/5/10/chartex" xmlns:cx5="http://schemas.microsoft.com/office/drawing/2016/5/11/chartex" xmlns:cx6="http://schemas.microsoft.com/office/drawing/2016/5/12/chartex" xmlns:cx7="http://schemas.microsoft.com/office/drawing/2016/5/13/chartex" xmlns:cx8="http://schemas.microsoft.com/office/drawing/2016/5/14/chartex" xmlns:mc="http://schemas.openxmlformats.org/markup-compatibility/2006" xmlns:aink="http://schemas.microsoft.com/office/drawing/2016/ink" xmlns:am3d="http://schemas.microsoft.com/office/drawing/2017/model3d" xmlns:o="urn:schemas-microsoft-com:office:office" xmlns:oel="http://schemas.microsoft.com/office/2019/extlst" xmlns:r="http://schemas.openxmlformats.org/officeDocument/2006/relationships" xmlns:m="http://schemas.openxmlformats.org/officeDocument/2006/math" xmlns:v="urn:schemas-microsoft-com:vml" xmlns:wp14="http://schemas.microsoft.com/office/word/2010/wordprocessingDrawing" xmlns:wp="http://schemas.openxmlformats.org/drawingml/2006/wordprocessingDrawing" xmlns:w10="urn:schemas-microsoft-com:office:word" xmlns:w="http://schemas.openxmlformats.org/wordprocessingml/2006/main" xmlns:w14="http://schemas.microsoft.com/office/word/2010/wordml" xmlns:w15="http://schemas.microsoft.com/office/word/2012/wordml" xmlns:w16cex="http://schemas.microsoft.com/office/word/2018/wordml/cex" xmlns:w16cid="http://schemas.microsoft.com/office/word/2016/wordml/cid" xmlns:w16="http://schemas.microsoft.com/office/word/2018/wordml" xmlns:w16sdtdh="http://schemas.microsoft.com/office/word/2020/wordml/sdtdatahash" xmlns:w16se="http://schemas.microsoft.com/office/word/2015/wordml/symex" xmlns:wpg="http://schemas.microsoft.com/office/word/2010/wordprocessingGroup" xmlns:wpi="http://schemas.microsoft.com/office/word/2010/wordprocessingInk" xmlns:wne="http://schemas.microsoft.com/office/word/2006/wordml" xmlns:wps="http://schemas.microsoft.com/office/word/2010/wordprocessingShape" mc:Ignorable="w14 w15 w16se w16cid w16 w16cex w16sdtdh wp14">
   <w:abstractNum w:abstractNumId="0" w15:restartNumberingAfterBreak="0">
     <w:nsid w:val="055361D6"/>
     <w:multiLevelType w:val="hybridMultilevel"/>
@@ -6270,73 +6235,73 @@
       </w:rPr>
     </w:lvl>
   </w:abstractNum>
-  <w:num w:numId="1">
+  <w:num w:numId="1" w16cid:durableId="1065909489">
     <w:abstractNumId w:val="16"/>
   </w:num>
-  <w:num w:numId="2">
+  <w:num w:numId="2" w16cid:durableId="1798911462">
     <w:abstractNumId w:val="16"/>
     <w:lvlOverride w:ilvl="0">
       <w:startOverride w:val="1"/>
     </w:lvlOverride>
   </w:num>
-  <w:num w:numId="3">
+  <w:num w:numId="3" w16cid:durableId="2048918390">
     <w:abstractNumId w:val="3"/>
   </w:num>
-  <w:num w:numId="4">
+  <w:num w:numId="4" w16cid:durableId="129596645">
     <w:abstractNumId w:val="17"/>
   </w:num>
-  <w:num w:numId="5">
+  <w:num w:numId="5" w16cid:durableId="1502158103">
     <w:abstractNumId w:val="7"/>
   </w:num>
-  <w:num w:numId="6">
+  <w:num w:numId="6" w16cid:durableId="818225571">
     <w:abstractNumId w:val="16"/>
     <w:lvlOverride w:ilvl="0">
       <w:startOverride w:val="1"/>
     </w:lvlOverride>
   </w:num>
-  <w:num w:numId="7">
+  <w:num w:numId="7" w16cid:durableId="1760180190">
     <w:abstractNumId w:val="2"/>
   </w:num>
-  <w:num w:numId="8">
+  <w:num w:numId="8" w16cid:durableId="1909413029">
     <w:abstractNumId w:val="1"/>
   </w:num>
-  <w:num w:numId="9">
+  <w:num w:numId="9" w16cid:durableId="238754347">
     <w:abstractNumId w:val="0"/>
   </w:num>
-  <w:num w:numId="10">
+  <w:num w:numId="10" w16cid:durableId="355040411">
     <w:abstractNumId w:val="14"/>
   </w:num>
-  <w:num w:numId="11">
+  <w:num w:numId="11" w16cid:durableId="620495449">
     <w:abstractNumId w:val="12"/>
   </w:num>
-  <w:num w:numId="12">
+  <w:num w:numId="12" w16cid:durableId="527304161">
     <w:abstractNumId w:val="6"/>
   </w:num>
-  <w:num w:numId="13">
+  <w:num w:numId="13" w16cid:durableId="4678626">
     <w:abstractNumId w:val="13"/>
   </w:num>
-  <w:num w:numId="14">
+  <w:num w:numId="14" w16cid:durableId="460002484">
     <w:abstractNumId w:val="4"/>
   </w:num>
-  <w:num w:numId="15">
+  <w:num w:numId="15" w16cid:durableId="1250385648">
     <w:abstractNumId w:val="5"/>
   </w:num>
-  <w:num w:numId="16">
+  <w:num w:numId="16" w16cid:durableId="430779035">
     <w:abstractNumId w:val="9"/>
   </w:num>
-  <w:num w:numId="17">
+  <w:num w:numId="17" w16cid:durableId="2128827">
     <w:abstractNumId w:val="8"/>
   </w:num>
-  <w:num w:numId="18">
+  <w:num w:numId="18" w16cid:durableId="501623021">
     <w:abstractNumId w:val="15"/>
   </w:num>
-  <w:num w:numId="19">
+  <w:num w:numId="19" w16cid:durableId="948972387">
     <w:abstractNumId w:val="10"/>
   </w:num>
-  <w:num w:numId="20">
+  <w:num w:numId="20" w16cid:durableId="1123647119">
     <w:abstractNumId w:val="18"/>
   </w:num>
-  <w:num w:numId="21">
+  <w:num w:numId="21" w16cid:durableId="78139927">
     <w:abstractNumId w:val="11"/>
   </w:num>
 </w:numbering>
@@ -7076,7 +7041,7 @@
       <w:spacing w:before="100" w:beforeAutospacing="1" w:after="100" w:afterAutospacing="1"/>
     </w:pPr>
     <w:rPr>
-      <w:rFonts w:ascii="PMingLiU" w:eastAsia="PMingLiU" w:hAnsi="PMingLiU" w:cs="PMingLiU"/>
+      <w:rFonts w:ascii="新細明體" w:eastAsia="新細明體" w:hAnsi="新細明體" w:cs="新細明體"/>
       <w:kern w:val="0"/>
       <w:szCs w:val="24"/>
     </w:rPr>
